--- a/por/docx/019.content.docx
+++ b/por/docx/019.content.docx
@@ -150,26 +150,6 @@
           <w:lang w:val="pt_PT" w:bidi="pt_PT"/>
         </w:rPr>
         <w:t>R</w:t>
-      </w:r>
-      <w:r>
-        <w:rPr>
-          <w:lang w:val="pt_PT" w:bidi="pt_PT"/>
-        </w:rPr>
-      </w:r>
-    </w:p>
-    <w:p>
-      <w:pPr/>
-      <w:r>
-        <w:rPr>
-          <w:lang w:val="pt_PT" w:bidi="pt_PT"/>
-        </w:rPr>
-      </w:r>
-      <w:r>
-        <w:rPr>
-          <w:i/>
-          <w:lang w:val="pt_PT" w:bidi="pt_PT"/>
-        </w:rPr>
-        <w:t>Raiva, Realeza, Reclamações, Recompensa material, Reconstrução de Jerusalém, Reino prometido de Deus, Religião cananeia, Remover o mal, Renovação espiritual nos profetas menores, Renunciando aos direitos, Resistência, Responsabilidade da comunidade: O pecado de Acã, Resposta de Davi a líderes hostis, Ressurreição no Antigo Testamento, Retornando ao Senhor, Retribuição, Revelação natural, Ricos e pobres no evangelho de Lucas, Riqueza e pobreza na literatura de sabedoria</w:t>
       </w:r>
       <w:r>
         <w:rPr>

--- a/por/docx/019.content.docx
+++ b/por/docx/019.content.docx
@@ -19,7 +19,7 @@
         <w:rPr>
           <w:lang w:val="pt_PT" w:bidi="pt_PT"/>
         </w:rPr>
-        <w:t>Resource: Study Notes - Themes (Tyndale)</w:t>
+        <w:t>Resource: Tyndale Open Study Notes</w:t>
       </w:r>
       <w:r>
         <w:rPr>
@@ -112,7 +112,7 @@
         <w:rPr>
           <w:lang w:val="pt_PT" w:bidi="pt_PT"/>
         </w:rPr>
-        <w:t>Study Notes - Themes (Tyndale)</w:t>
+        <w:t>Tyndale Open Study Notes</w:t>
       </w:r>
     </w:p>
     <w:p>

--- a/por/docx/019.content.docx
+++ b/por/docx/019.content.docx
@@ -19,7 +19,7 @@
         <w:rPr>
           <w:lang w:val="pt_PT" w:bidi="pt_PT"/>
         </w:rPr>
-        <w:t>Resource: Tyndale Open Study Notes</w:t>
+        <w:t>Resource: Aquifer Open Study Notes (Themes)</w:t>
       </w:r>
       <w:r>
         <w:rPr>
@@ -112,7 +112,7 @@
         <w:rPr>
           <w:lang w:val="pt_PT" w:bidi="pt_PT"/>
         </w:rPr>
-        <w:t>Tyndale Open Study Notes</w:t>
+        <w:t>Aquifer Open Study Notes (Themes)</w:t>
       </w:r>
     </w:p>
     <w:p>

--- a/por/docx/019.content.docx
+++ b/por/docx/019.content.docx
@@ -233,90 +233,60 @@
         </w:rPr>
         <w:t xml:space="preserve">Deus prometeu estar com seu povo quando eles enfrentassem oposição (veja, por exemplo, </w:t>
       </w:r>
-      <w:hyperlink r:id="rId13">
-        <w:r>
-          <w:rPr>
-            <w:lang w:val="pt_PT" w:bidi="pt_PT"/>
-          </w:rPr>
-          <w:rPr>
-            <w:color w:val="0000EE"/>
-            <w:u w:val="single"/>
-          </w:rPr>
-          <w:t>Deuteronômio 20.1–4</w:t>
-        </w:r>
-      </w:hyperlink>
-      <w:r>
-        <w:rPr>
-          <w:lang w:val="pt_PT" w:bidi="pt_PT"/>
-        </w:rPr>
-        <w:t xml:space="preserve">; </w:t>
-      </w:r>
-      <w:hyperlink r:id="rId14">
-        <w:r>
-          <w:rPr>
-            <w:lang w:val="pt_PT" w:bidi="pt_PT"/>
-          </w:rPr>
-          <w:rPr>
-            <w:color w:val="0000EE"/>
-            <w:u w:val="single"/>
-          </w:rPr>
-          <w:t>Josué 1.9</w:t>
-        </w:r>
-      </w:hyperlink>
+      <w:r>
+        <w:rPr>
+          <w:lang w:val="pt_PT" w:bidi="pt_PT"/>
+        </w:rPr>
+        <w:t>Deuteronômio 20.1–4</w:t>
+      </w:r>
+      <w:r>
+        <w:rPr>
+          <w:lang w:val="pt_PT" w:bidi="pt_PT"/>
+        </w:rPr>
+        <w:t xml:space="preserve">; </w:t>
+      </w:r>
+      <w:r>
+        <w:rPr>
+          <w:lang w:val="pt_PT" w:bidi="pt_PT"/>
+        </w:rPr>
+        <w:t>Josué 1.9</w:t>
+      </w:r>
       <w:r>
         <w:rPr>
           <w:lang w:val="pt_PT" w:bidi="pt_PT"/>
         </w:rPr>
         <w:t xml:space="preserve">). Enquanto permanecessem comprometidos com ele, não tinham razão para temer os outros. A história de Israel mostrou essa verdade (veja </w:t>
       </w:r>
-      <w:hyperlink r:id="rId15">
-        <w:r>
-          <w:rPr>
-            <w:lang w:val="pt_PT" w:bidi="pt_PT"/>
-          </w:rPr>
-          <w:rPr>
-            <w:color w:val="0000EE"/>
-            <w:u w:val="single"/>
-          </w:rPr>
-          <w:t>Êxodo 14.10–31</w:t>
-        </w:r>
-      </w:hyperlink>
-      <w:r>
-        <w:rPr>
-          <w:lang w:val="pt_PT" w:bidi="pt_PT"/>
-        </w:rPr>
-        <w:t xml:space="preserve">; </w:t>
-      </w:r>
-      <w:hyperlink r:id="rId16">
-        <w:r>
-          <w:rPr>
-            <w:lang w:val="pt_PT" w:bidi="pt_PT"/>
-          </w:rPr>
-          <w:rPr>
-            <w:color w:val="0000EE"/>
-            <w:u w:val="single"/>
-          </w:rPr>
-          <w:t>Josué 10.9–14</w:t>
-        </w:r>
-      </w:hyperlink>
+      <w:r>
+        <w:rPr>
+          <w:lang w:val="pt_PT" w:bidi="pt_PT"/>
+        </w:rPr>
+        <w:t>Êxodo 14.10–31</w:t>
+      </w:r>
+      <w:r>
+        <w:rPr>
+          <w:lang w:val="pt_PT" w:bidi="pt_PT"/>
+        </w:rPr>
+        <w:t xml:space="preserve">; </w:t>
+      </w:r>
+      <w:r>
+        <w:rPr>
+          <w:lang w:val="pt_PT" w:bidi="pt_PT"/>
+        </w:rPr>
+        <w:t>Josué 10.9–14</w:t>
+      </w:r>
       <w:r>
         <w:rPr>
           <w:lang w:val="pt_PT" w:bidi="pt_PT"/>
         </w:rPr>
         <w:t>). No entanto, para aqueles que buscam paz e segurança em outro lugar, Deus pode se tornar "uma pedra de tropeço" em vez de um "santuário" (</w:t>
       </w:r>
-      <w:hyperlink r:id="rId17">
-        <w:r>
-          <w:rPr>
-            <w:lang w:val="pt_PT" w:bidi="pt_PT"/>
-          </w:rPr>
-          <w:rPr>
-            <w:color w:val="0000EE"/>
-            <w:u w:val="single"/>
-          </w:rPr>
-          <w:t>Isaías 8.14</w:t>
-        </w:r>
-      </w:hyperlink>
+      <w:r>
+        <w:rPr>
+          <w:lang w:val="pt_PT" w:bidi="pt_PT"/>
+        </w:rPr>
+        <w:t>Isaías 8.14</w:t>
+      </w:r>
       <w:r>
         <w:rPr>
           <w:lang w:val="pt_PT" w:bidi="pt_PT"/>
@@ -337,54 +307,36 @@
         </w:rPr>
         <w:t>Durante o reinado do rei Acaz em Judá, ele ficou muito assustado ao ouvir que a Síria e Israel haviam se unido para lutar contra ele (</w:t>
       </w:r>
-      <w:hyperlink r:id="rId18">
-        <w:r>
-          <w:rPr>
-            <w:lang w:val="pt_PT" w:bidi="pt_PT"/>
-          </w:rPr>
-          <w:rPr>
-            <w:color w:val="0000EE"/>
-            <w:u w:val="single"/>
-          </w:rPr>
-          <w:t>Isaías 7.2</w:t>
-        </w:r>
-      </w:hyperlink>
+      <w:r>
+        <w:rPr>
+          <w:lang w:val="pt_PT" w:bidi="pt_PT"/>
+        </w:rPr>
+        <w:t>Isaías 7.2</w:t>
+      </w:r>
       <w:r>
         <w:rPr>
           <w:lang w:val="pt_PT" w:bidi="pt_PT"/>
         </w:rPr>
         <w:t>). O Senhor o incentivou a ter fé, pois a fé era necessária para a proteção do Senhor (</w:t>
       </w:r>
-      <w:hyperlink r:id="rId19">
-        <w:r>
-          <w:rPr>
-            <w:lang w:val="pt_PT" w:bidi="pt_PT"/>
-          </w:rPr>
-          <w:rPr>
-            <w:color w:val="0000EE"/>
-            <w:u w:val="single"/>
-          </w:rPr>
-          <w:t>7.9</w:t>
-        </w:r>
-      </w:hyperlink>
+      <w:r>
+        <w:rPr>
+          <w:lang w:val="pt_PT" w:bidi="pt_PT"/>
+        </w:rPr>
+        <w:t>7.9</w:t>
+      </w:r>
       <w:r>
         <w:rPr>
           <w:lang w:val="pt_PT" w:bidi="pt_PT"/>
         </w:rPr>
         <w:t>). No entanto, Acaz escolheu não confiar no Senhor. Em vez disso, ele buscou ajuda dos assírios. Essa decisão fez com que o Senhor se tornasse "uma armadilha e um laço" para ele e para todo o Israel e Judá (</w:t>
       </w:r>
-      <w:hyperlink r:id="rId20">
-        <w:r>
-          <w:rPr>
-            <w:lang w:val="pt_PT" w:bidi="pt_PT"/>
-          </w:rPr>
-          <w:rPr>
-            <w:color w:val="0000EE"/>
-            <w:u w:val="single"/>
-          </w:rPr>
-          <w:t>8.11–15</w:t>
-        </w:r>
-      </w:hyperlink>
+      <w:r>
+        <w:rPr>
+          <w:lang w:val="pt_PT" w:bidi="pt_PT"/>
+        </w:rPr>
+        <w:t>8.11–15</w:t>
+      </w:r>
       <w:r>
         <w:rPr>
           <w:lang w:val="pt_PT" w:bidi="pt_PT"/>
@@ -405,72 +357,48 @@
         </w:rPr>
         <w:t>A mensagem do profeta Isaías pretendia mostrar a diferença entre fé e medo. O rei Acaz é um exemplo de medo. O rei Ezequias é um exemplo imperfeito de fé (</w:t>
       </w:r>
-      <w:hyperlink r:id="rId21">
-        <w:r>
-          <w:rPr>
-            <w:lang w:val="pt_PT" w:bidi="pt_PT"/>
-          </w:rPr>
-          <w:rPr>
-            <w:color w:val="0000EE"/>
-            <w:u w:val="single"/>
-          </w:rPr>
-          <w:t>Isaías 37</w:t>
-        </w:r>
-      </w:hyperlink>
+      <w:r>
+        <w:rPr>
+          <w:lang w:val="pt_PT" w:bidi="pt_PT"/>
+        </w:rPr>
+        <w:t>Isaías 37</w:t>
+      </w:r>
       <w:r>
         <w:rPr>
           <w:lang w:val="pt_PT" w:bidi="pt_PT"/>
         </w:rPr>
         <w:t xml:space="preserve">). O próprio Isaías é um exemplo melhor de fé (capítulo </w:t>
       </w:r>
-      <w:hyperlink r:id="rId22">
-        <w:r>
-          <w:rPr>
-            <w:lang w:val="pt_PT" w:bidi="pt_PT"/>
-          </w:rPr>
-          <w:rPr>
-            <w:color w:val="0000EE"/>
-            <w:u w:val="single"/>
-          </w:rPr>
-          <w:t>8</w:t>
-        </w:r>
-      </w:hyperlink>
+      <w:r>
+        <w:rPr>
+          <w:lang w:val="pt_PT" w:bidi="pt_PT"/>
+        </w:rPr>
+        <w:t>8</w:t>
+      </w:r>
       <w:r>
         <w:rPr>
           <w:lang w:val="pt_PT" w:bidi="pt_PT"/>
         </w:rPr>
         <w:t>). Finalmente, o "Servo" de Deus é o exemplo ideal de fé (</w:t>
       </w:r>
-      <w:hyperlink r:id="rId23">
-        <w:r>
-          <w:rPr>
-            <w:lang w:val="pt_PT" w:bidi="pt_PT"/>
-          </w:rPr>
-          <w:rPr>
-            <w:color w:val="0000EE"/>
-            <w:u w:val="single"/>
-          </w:rPr>
-          <w:t>42.1–7</w:t>
-        </w:r>
-      </w:hyperlink>
-      <w:r>
-        <w:rPr>
-          <w:lang w:val="pt_PT" w:bidi="pt_PT"/>
-        </w:rPr>
-        <w:t xml:space="preserve">; </w:t>
-      </w:r>
-      <w:hyperlink r:id="rId24">
-        <w:r>
-          <w:rPr>
-            <w:lang w:val="pt_PT" w:bidi="pt_PT"/>
-          </w:rPr>
-          <w:rPr>
-            <w:color w:val="0000EE"/>
-            <w:u w:val="single"/>
-          </w:rPr>
-          <w:t>50.4–7</w:t>
-        </w:r>
-      </w:hyperlink>
+      <w:r>
+        <w:rPr>
+          <w:lang w:val="pt_PT" w:bidi="pt_PT"/>
+        </w:rPr>
+        <w:t>42.1–7</w:t>
+      </w:r>
+      <w:r>
+        <w:rPr>
+          <w:lang w:val="pt_PT" w:bidi="pt_PT"/>
+        </w:rPr>
+        <w:t xml:space="preserve">; </w:t>
+      </w:r>
+      <w:r>
+        <w:rPr>
+          <w:lang w:val="pt_PT" w:bidi="pt_PT"/>
+        </w:rPr>
+        <w:t>50.4–7</w:t>
+      </w:r>
       <w:r>
         <w:rPr>
           <w:lang w:val="pt_PT" w:bidi="pt_PT"/>
@@ -491,36 +419,24 @@
         </w:rPr>
         <w:t>Jesus disse aos seus seguidores para não temerem as pessoas que os ameaçam, mesmo aquelas que querem matá-los (</w:t>
       </w:r>
-      <w:hyperlink r:id="rId25">
-        <w:r>
-          <w:rPr>
-            <w:lang w:val="pt_PT" w:bidi="pt_PT"/>
-          </w:rPr>
-          <w:rPr>
-            <w:color w:val="0000EE"/>
-            <w:u w:val="single"/>
-          </w:rPr>
-          <w:t>Mateus 10.26–31</w:t>
-        </w:r>
-      </w:hyperlink>
+      <w:r>
+        <w:rPr>
+          <w:lang w:val="pt_PT" w:bidi="pt_PT"/>
+        </w:rPr>
+        <w:t>Mateus 10.26–31</w:t>
+      </w:r>
       <w:r>
         <w:rPr>
           <w:lang w:val="pt_PT" w:bidi="pt_PT"/>
         </w:rPr>
         <w:t xml:space="preserve">). Deus conhece cada pardal e o número de cabelos na cabeça de uma pessoa. Deus estará com aqueles que confiam nele. Os cristãos demonstraram essa confiança ao longo da história, não temendo o que os outros podem fazer a eles, até mesmo morrendo por sua fé (veja </w:t>
       </w:r>
-      <w:hyperlink r:id="rId26">
-        <w:r>
-          <w:rPr>
-            <w:lang w:val="pt_PT" w:bidi="pt_PT"/>
-          </w:rPr>
-          <w:rPr>
-            <w:color w:val="0000EE"/>
-            <w:u w:val="single"/>
-          </w:rPr>
-          <w:t>Atos 6.8–7.60</w:t>
-        </w:r>
-      </w:hyperlink>
+      <w:r>
+        <w:rPr>
+          <w:lang w:val="pt_PT" w:bidi="pt_PT"/>
+        </w:rPr>
+        <w:t>Atos 6.8–7.60</w:t>
+      </w:r>
       <w:r>
         <w:rPr>
           <w:lang w:val="pt_PT" w:bidi="pt_PT"/>
@@ -564,288 +480,192 @@
           <w:lang w:val="pt_PT" w:bidi="pt_PT"/>
         </w:rPr>
       </w:r>
-      <w:hyperlink r:id="rId27">
-        <w:r>
-          <w:rPr>
-            <w:lang w:val="pt_PT" w:bidi="pt_PT"/>
-          </w:rPr>
-          <w:rPr>
-            <w:color w:val="0000EE"/>
-            <w:u w:val="single"/>
-          </w:rPr>
-          <w:t>Números 14.1–12</w:t>
-        </w:r>
-      </w:hyperlink>
-      <w:r>
-        <w:rPr>
-          <w:lang w:val="pt_PT" w:bidi="pt_PT"/>
-        </w:rPr>
-        <w:t xml:space="preserve">; </w:t>
-      </w:r>
-      <w:hyperlink r:id="rId28">
-        <w:r>
-          <w:rPr>
-            <w:lang w:val="pt_PT" w:bidi="pt_PT"/>
-          </w:rPr>
-          <w:rPr>
-            <w:color w:val="0000EE"/>
-            <w:u w:val="single"/>
-          </w:rPr>
-          <w:t>21.34–35</w:t>
-        </w:r>
-      </w:hyperlink>
-      <w:r>
-        <w:rPr>
-          <w:lang w:val="pt_PT" w:bidi="pt_PT"/>
-        </w:rPr>
-        <w:t xml:space="preserve">; </w:t>
-      </w:r>
-      <w:hyperlink r:id="rId14">
-        <w:r>
-          <w:rPr>
-            <w:lang w:val="pt_PT" w:bidi="pt_PT"/>
-          </w:rPr>
-          <w:rPr>
-            <w:color w:val="0000EE"/>
-            <w:u w:val="single"/>
-          </w:rPr>
-          <w:t>Josué 1.9</w:t>
-        </w:r>
-      </w:hyperlink>
-      <w:r>
-        <w:rPr>
-          <w:lang w:val="pt_PT" w:bidi="pt_PT"/>
-        </w:rPr>
-        <w:t xml:space="preserve">; </w:t>
-      </w:r>
-      <w:hyperlink r:id="rId29">
-        <w:r>
-          <w:rPr>
-            <w:lang w:val="pt_PT" w:bidi="pt_PT"/>
-          </w:rPr>
-          <w:rPr>
-            <w:color w:val="0000EE"/>
-            <w:u w:val="single"/>
-          </w:rPr>
-          <w:t>2 Reis 16.5–18</w:t>
-        </w:r>
-      </w:hyperlink>
-      <w:r>
-        <w:rPr>
-          <w:lang w:val="pt_PT" w:bidi="pt_PT"/>
-        </w:rPr>
-        <w:t xml:space="preserve">; </w:t>
-      </w:r>
-      <w:hyperlink r:id="rId30">
-        <w:r>
-          <w:rPr>
-            <w:lang w:val="pt_PT" w:bidi="pt_PT"/>
-          </w:rPr>
-          <w:rPr>
-            <w:color w:val="0000EE"/>
-            <w:u w:val="single"/>
-          </w:rPr>
-          <w:t>2 Crônicas 28.16–23</w:t>
-        </w:r>
-      </w:hyperlink>
-      <w:r>
-        <w:rPr>
-          <w:lang w:val="pt_PT" w:bidi="pt_PT"/>
-        </w:rPr>
-        <w:t xml:space="preserve">; </w:t>
-      </w:r>
-      <w:hyperlink r:id="rId31">
-        <w:r>
-          <w:rPr>
-            <w:lang w:val="pt_PT" w:bidi="pt_PT"/>
-          </w:rPr>
-          <w:rPr>
-            <w:color w:val="0000EE"/>
-            <w:u w:val="single"/>
-          </w:rPr>
-          <w:t>Salmo 23.4</w:t>
-        </w:r>
-      </w:hyperlink>
-      <w:r>
-        <w:rPr>
-          <w:lang w:val="pt_PT" w:bidi="pt_PT"/>
-        </w:rPr>
-        <w:t xml:space="preserve">; </w:t>
-      </w:r>
-      <w:hyperlink r:id="rId32">
-        <w:r>
-          <w:rPr>
-            <w:lang w:val="pt_PT" w:bidi="pt_PT"/>
-          </w:rPr>
-          <w:rPr>
-            <w:color w:val="0000EE"/>
-            <w:u w:val="single"/>
-          </w:rPr>
-          <w:t>Provérbios 29.25</w:t>
-        </w:r>
-      </w:hyperlink>
-      <w:r>
-        <w:rPr>
-          <w:lang w:val="pt_PT" w:bidi="pt_PT"/>
-        </w:rPr>
-        <w:t xml:space="preserve">; </w:t>
-      </w:r>
-      <w:hyperlink r:id="rId33">
-        <w:r>
-          <w:rPr>
-            <w:lang w:val="pt_PT" w:bidi="pt_PT"/>
-          </w:rPr>
-          <w:rPr>
-            <w:color w:val="0000EE"/>
-            <w:u w:val="single"/>
-          </w:rPr>
-          <w:t>Isaías 7.1–25</w:t>
-        </w:r>
-      </w:hyperlink>
-      <w:r>
-        <w:rPr>
-          <w:lang w:val="pt_PT" w:bidi="pt_PT"/>
-        </w:rPr>
-        <w:t xml:space="preserve">; </w:t>
-      </w:r>
-      <w:hyperlink r:id="rId34">
-        <w:r>
-          <w:rPr>
-            <w:lang w:val="pt_PT" w:bidi="pt_PT"/>
-          </w:rPr>
-          <w:rPr>
-            <w:color w:val="0000EE"/>
-            <w:u w:val="single"/>
-          </w:rPr>
-          <w:t>41.10</w:t>
-        </w:r>
-      </w:hyperlink>
-      <w:r>
-        <w:rPr>
-          <w:lang w:val="pt_PT" w:bidi="pt_PT"/>
-        </w:rPr>
-        <w:t xml:space="preserve">; </w:t>
-      </w:r>
-      <w:hyperlink r:id="rId35">
-        <w:r>
-          <w:rPr>
-            <w:lang w:val="pt_PT" w:bidi="pt_PT"/>
-          </w:rPr>
-          <w:rPr>
-            <w:color w:val="0000EE"/>
-            <w:u w:val="single"/>
-          </w:rPr>
-          <w:t>51.7–8</w:t>
-        </w:r>
-      </w:hyperlink>
+      <w:r>
+        <w:rPr>
+          <w:lang w:val="pt_PT" w:bidi="pt_PT"/>
+        </w:rPr>
+        <w:t>Números 14.1–12</w:t>
+      </w:r>
+      <w:r>
+        <w:rPr>
+          <w:lang w:val="pt_PT" w:bidi="pt_PT"/>
+        </w:rPr>
+        <w:t xml:space="preserve">; </w:t>
+      </w:r>
+      <w:r>
+        <w:rPr>
+          <w:lang w:val="pt_PT" w:bidi="pt_PT"/>
+        </w:rPr>
+        <w:t>21.34–35</w:t>
+      </w:r>
+      <w:r>
+        <w:rPr>
+          <w:lang w:val="pt_PT" w:bidi="pt_PT"/>
+        </w:rPr>
+        <w:t xml:space="preserve">; </w:t>
+      </w:r>
+      <w:r>
+        <w:rPr>
+          <w:lang w:val="pt_PT" w:bidi="pt_PT"/>
+        </w:rPr>
+        <w:t>Josué 1.9</w:t>
+      </w:r>
+      <w:r>
+        <w:rPr>
+          <w:lang w:val="pt_PT" w:bidi="pt_PT"/>
+        </w:rPr>
+        <w:t xml:space="preserve">; </w:t>
+      </w:r>
+      <w:r>
+        <w:rPr>
+          <w:lang w:val="pt_PT" w:bidi="pt_PT"/>
+        </w:rPr>
+        <w:t>2 Reis 16.5–18</w:t>
+      </w:r>
+      <w:r>
+        <w:rPr>
+          <w:lang w:val="pt_PT" w:bidi="pt_PT"/>
+        </w:rPr>
+        <w:t xml:space="preserve">; </w:t>
+      </w:r>
+      <w:r>
+        <w:rPr>
+          <w:lang w:val="pt_PT" w:bidi="pt_PT"/>
+        </w:rPr>
+        <w:t>2 Crônicas 28.16–23</w:t>
+      </w:r>
+      <w:r>
+        <w:rPr>
+          <w:lang w:val="pt_PT" w:bidi="pt_PT"/>
+        </w:rPr>
+        <w:t xml:space="preserve">; </w:t>
+      </w:r>
+      <w:r>
+        <w:rPr>
+          <w:lang w:val="pt_PT" w:bidi="pt_PT"/>
+        </w:rPr>
+        <w:t>Salmo 23.4</w:t>
+      </w:r>
+      <w:r>
+        <w:rPr>
+          <w:lang w:val="pt_PT" w:bidi="pt_PT"/>
+        </w:rPr>
+        <w:t xml:space="preserve">; </w:t>
+      </w:r>
+      <w:r>
+        <w:rPr>
+          <w:lang w:val="pt_PT" w:bidi="pt_PT"/>
+        </w:rPr>
+        <w:t>Provérbios 29.25</w:t>
+      </w:r>
+      <w:r>
+        <w:rPr>
+          <w:lang w:val="pt_PT" w:bidi="pt_PT"/>
+        </w:rPr>
+        <w:t xml:space="preserve">; </w:t>
+      </w:r>
+      <w:r>
+        <w:rPr>
+          <w:lang w:val="pt_PT" w:bidi="pt_PT"/>
+        </w:rPr>
+        <w:t>Isaías 7.1–25</w:t>
+      </w:r>
+      <w:r>
+        <w:rPr>
+          <w:lang w:val="pt_PT" w:bidi="pt_PT"/>
+        </w:rPr>
+        <w:t xml:space="preserve">; </w:t>
+      </w:r>
+      <w:r>
+        <w:rPr>
+          <w:lang w:val="pt_PT" w:bidi="pt_PT"/>
+        </w:rPr>
+        <w:t>41.10</w:t>
+      </w:r>
+      <w:r>
+        <w:rPr>
+          <w:lang w:val="pt_PT" w:bidi="pt_PT"/>
+        </w:rPr>
+        <w:t xml:space="preserve">; </w:t>
+      </w:r>
+      <w:r>
+        <w:rPr>
+          <w:lang w:val="pt_PT" w:bidi="pt_PT"/>
+        </w:rPr>
+        <w:t>51.7–8</w:t>
+      </w:r>
       <w:r>
         <w:rPr>
           <w:lang w:val="pt_PT" w:bidi="pt_PT"/>
         </w:rPr>
         <w:t>,</w:t>
       </w:r>
-      <w:hyperlink r:id="rId36">
-        <w:r>
-          <w:rPr>
-            <w:lang w:val="pt_PT" w:bidi="pt_PT"/>
-          </w:rPr>
-          <w:rPr>
-            <w:color w:val="0000EE"/>
-            <w:u w:val="single"/>
-          </w:rPr>
-          <w:t>12–13</w:t>
-        </w:r>
-      </w:hyperlink>
-      <w:r>
-        <w:rPr>
-          <w:lang w:val="pt_PT" w:bidi="pt_PT"/>
-        </w:rPr>
-        <w:t xml:space="preserve">; </w:t>
-      </w:r>
-      <w:hyperlink r:id="rId37">
-        <w:r>
-          <w:rPr>
-            <w:lang w:val="pt_PT" w:bidi="pt_PT"/>
-          </w:rPr>
-          <w:rPr>
-            <w:color w:val="0000EE"/>
-            <w:u w:val="single"/>
-          </w:rPr>
-          <w:t>54.4</w:t>
-        </w:r>
-      </w:hyperlink>
-      <w:r>
-        <w:rPr>
-          <w:lang w:val="pt_PT" w:bidi="pt_PT"/>
-        </w:rPr>
-        <w:t xml:space="preserve">; </w:t>
-      </w:r>
-      <w:hyperlink r:id="rId38">
-        <w:r>
-          <w:rPr>
-            <w:lang w:val="pt_PT" w:bidi="pt_PT"/>
-          </w:rPr>
-          <w:rPr>
-            <w:color w:val="0000EE"/>
-            <w:u w:val="single"/>
-          </w:rPr>
-          <w:t>57.11</w:t>
-        </w:r>
-      </w:hyperlink>
-      <w:r>
-        <w:rPr>
-          <w:lang w:val="pt_PT" w:bidi="pt_PT"/>
-        </w:rPr>
-        <w:t xml:space="preserve">; </w:t>
-      </w:r>
-      <w:hyperlink r:id="rId39">
-        <w:r>
-          <w:rPr>
-            <w:lang w:val="pt_PT" w:bidi="pt_PT"/>
-          </w:rPr>
-          <w:rPr>
-            <w:color w:val="0000EE"/>
-            <w:u w:val="single"/>
-          </w:rPr>
-          <w:t>Jeremias 10.5</w:t>
-        </w:r>
-      </w:hyperlink>
-      <w:r>
-        <w:rPr>
-          <w:lang w:val="pt_PT" w:bidi="pt_PT"/>
-        </w:rPr>
-        <w:t xml:space="preserve">; </w:t>
-      </w:r>
-      <w:hyperlink r:id="rId40">
-        <w:r>
-          <w:rPr>
-            <w:lang w:val="pt_PT" w:bidi="pt_PT"/>
-          </w:rPr>
-          <w:rPr>
-            <w:color w:val="0000EE"/>
-            <w:u w:val="single"/>
-          </w:rPr>
-          <w:t>30.10</w:t>
-        </w:r>
-      </w:hyperlink>
-      <w:r>
-        <w:rPr>
-          <w:lang w:val="pt_PT" w:bidi="pt_PT"/>
-        </w:rPr>
-        <w:t xml:space="preserve">; </w:t>
-      </w:r>
-      <w:hyperlink r:id="rId41">
-        <w:r>
-          <w:rPr>
-            <w:lang w:val="pt_PT" w:bidi="pt_PT"/>
-          </w:rPr>
-          <w:rPr>
-            <w:color w:val="0000EE"/>
-            <w:u w:val="single"/>
-          </w:rPr>
-          <w:t>46.27–28</w:t>
-        </w:r>
-      </w:hyperlink>
+      <w:r>
+        <w:rPr>
+          <w:lang w:val="pt_PT" w:bidi="pt_PT"/>
+        </w:rPr>
+        <w:t>12–13</w:t>
+      </w:r>
+      <w:r>
+        <w:rPr>
+          <w:lang w:val="pt_PT" w:bidi="pt_PT"/>
+        </w:rPr>
+        <w:t xml:space="preserve">; </w:t>
+      </w:r>
+      <w:r>
+        <w:rPr>
+          <w:lang w:val="pt_PT" w:bidi="pt_PT"/>
+        </w:rPr>
+        <w:t>54.4</w:t>
+      </w:r>
+      <w:r>
+        <w:rPr>
+          <w:lang w:val="pt_PT" w:bidi="pt_PT"/>
+        </w:rPr>
+        <w:t xml:space="preserve">; </w:t>
+      </w:r>
+      <w:r>
+        <w:rPr>
+          <w:lang w:val="pt_PT" w:bidi="pt_PT"/>
+        </w:rPr>
+        <w:t>57.11</w:t>
+      </w:r>
+      <w:r>
+        <w:rPr>
+          <w:lang w:val="pt_PT" w:bidi="pt_PT"/>
+        </w:rPr>
+        <w:t xml:space="preserve">; </w:t>
+      </w:r>
+      <w:r>
+        <w:rPr>
+          <w:lang w:val="pt_PT" w:bidi="pt_PT"/>
+        </w:rPr>
+        <w:t>Jeremias 10.5</w:t>
+      </w:r>
+      <w:r>
+        <w:rPr>
+          <w:lang w:val="pt_PT" w:bidi="pt_PT"/>
+        </w:rPr>
+        <w:t xml:space="preserve">; </w:t>
+      </w:r>
+      <w:r>
+        <w:rPr>
+          <w:lang w:val="pt_PT" w:bidi="pt_PT"/>
+        </w:rPr>
+        <w:t>30.10</w:t>
+      </w:r>
+      <w:r>
+        <w:rPr>
+          <w:lang w:val="pt_PT" w:bidi="pt_PT"/>
+        </w:rPr>
+        <w:t xml:space="preserve">; </w:t>
+      </w:r>
+      <w:r>
+        <w:rPr>
+          <w:lang w:val="pt_PT" w:bidi="pt_PT"/>
+        </w:rPr>
+        <w:t>46.27–28</w:t>
+      </w:r>
       <w:r>
         <w:rPr>
           <w:lang w:val="pt_PT" w:bidi="pt_PT"/>
@@ -894,72 +714,48 @@
         </w:rPr>
         <w:t xml:space="preserve">Quando Moisés dá suas instruções finais ao povo de Israel antes de sua morte, ele repetidamente os exorta a "temer o Senhor" (veja, por exemplo, </w:t>
       </w:r>
-      <w:hyperlink r:id="rId42">
-        <w:r>
-          <w:rPr>
-            <w:lang w:val="pt_PT" w:bidi="pt_PT"/>
-          </w:rPr>
-          <w:rPr>
-            <w:color w:val="0000EE"/>
-            <w:u w:val="single"/>
-          </w:rPr>
-          <w:t>Deuteronômio 6.1–13</w:t>
-        </w:r>
-      </w:hyperlink>
-      <w:r>
-        <w:rPr>
-          <w:lang w:val="pt_PT" w:bidi="pt_PT"/>
-        </w:rPr>
-        <w:t xml:space="preserve">; </w:t>
-      </w:r>
-      <w:hyperlink r:id="rId43">
-        <w:r>
-          <w:rPr>
-            <w:lang w:val="pt_PT" w:bidi="pt_PT"/>
-          </w:rPr>
-          <w:rPr>
-            <w:color w:val="0000EE"/>
-            <w:u w:val="single"/>
-          </w:rPr>
-          <w:t>10.12–21</w:t>
-        </w:r>
-      </w:hyperlink>
-      <w:r>
-        <w:rPr>
-          <w:lang w:val="pt_PT" w:bidi="pt_PT"/>
-        </w:rPr>
-        <w:t xml:space="preserve">; </w:t>
-      </w:r>
-      <w:hyperlink r:id="rId44">
-        <w:r>
-          <w:rPr>
-            <w:lang w:val="pt_PT" w:bidi="pt_PT"/>
-          </w:rPr>
-          <w:rPr>
-            <w:color w:val="0000EE"/>
-            <w:u w:val="single"/>
-          </w:rPr>
-          <w:t>31.9–13</w:t>
-        </w:r>
-      </w:hyperlink>
+      <w:r>
+        <w:rPr>
+          <w:lang w:val="pt_PT" w:bidi="pt_PT"/>
+        </w:rPr>
+        <w:t>Deuteronômio 6.1–13</w:t>
+      </w:r>
+      <w:r>
+        <w:rPr>
+          <w:lang w:val="pt_PT" w:bidi="pt_PT"/>
+        </w:rPr>
+        <w:t xml:space="preserve">; </w:t>
+      </w:r>
+      <w:r>
+        <w:rPr>
+          <w:lang w:val="pt_PT" w:bidi="pt_PT"/>
+        </w:rPr>
+        <w:t>10.12–21</w:t>
+      </w:r>
+      <w:r>
+        <w:rPr>
+          <w:lang w:val="pt_PT" w:bidi="pt_PT"/>
+        </w:rPr>
+        <w:t xml:space="preserve">; </w:t>
+      </w:r>
+      <w:r>
+        <w:rPr>
+          <w:lang w:val="pt_PT" w:bidi="pt_PT"/>
+        </w:rPr>
+        <w:t>31.9–13</w:t>
+      </w:r>
       <w:r>
         <w:rPr>
           <w:lang w:val="pt_PT" w:bidi="pt_PT"/>
         </w:rPr>
         <w:t>). Josué dá o mesmo conselho perto do fim de sua vida (</w:t>
       </w:r>
-      <w:hyperlink r:id="rId45">
-        <w:r>
-          <w:rPr>
-            <w:lang w:val="pt_PT" w:bidi="pt_PT"/>
-          </w:rPr>
-          <w:rPr>
-            <w:color w:val="0000EE"/>
-            <w:u w:val="single"/>
-          </w:rPr>
-          <w:t>Josué 24.14</w:t>
-        </w:r>
-      </w:hyperlink>
+      <w:r>
+        <w:rPr>
+          <w:lang w:val="pt_PT" w:bidi="pt_PT"/>
+        </w:rPr>
+        <w:t>Josué 24.14</w:t>
+      </w:r>
       <w:r>
         <w:rPr>
           <w:lang w:val="pt_PT" w:bidi="pt_PT"/>
@@ -993,54 +789,36 @@
         </w:rPr>
         <w:t>O tema principal de Provérbios é resumido nas palavras: “O temor do Senhor é o princípio do conhecimento” (</w:t>
       </w:r>
-      <w:hyperlink r:id="rId46">
-        <w:r>
-          <w:rPr>
-            <w:lang w:val="pt_PT" w:bidi="pt_PT"/>
-          </w:rPr>
-          <w:rPr>
-            <w:color w:val="0000EE"/>
-            <w:u w:val="single"/>
-          </w:rPr>
-          <w:t>Provérbios 1.7</w:t>
-        </w:r>
-      </w:hyperlink>
+      <w:r>
+        <w:rPr>
+          <w:lang w:val="pt_PT" w:bidi="pt_PT"/>
+        </w:rPr>
+        <w:t>Provérbios 1.7</w:t>
+      </w:r>
       <w:r>
         <w:rPr>
           <w:lang w:val="pt_PT" w:bidi="pt_PT"/>
         </w:rPr>
         <w:t>). Esse temor torna as pessoas humildes e menos orgulhosas (</w:t>
       </w:r>
-      <w:hyperlink r:id="rId47">
-        <w:r>
-          <w:rPr>
-            <w:lang w:val="pt_PT" w:bidi="pt_PT"/>
-          </w:rPr>
-          <w:rPr>
-            <w:color w:val="0000EE"/>
-            <w:u w:val="single"/>
-          </w:rPr>
-          <w:t>3.7</w:t>
-        </w:r>
-      </w:hyperlink>
-      <w:r>
-        <w:rPr>
-          <w:lang w:val="pt_PT" w:bidi="pt_PT"/>
-        </w:rPr>
-        <w:t xml:space="preserve">; </w:t>
-      </w:r>
-      <w:hyperlink r:id="rId48">
-        <w:r>
-          <w:rPr>
-            <w:lang w:val="pt_PT" w:bidi="pt_PT"/>
-          </w:rPr>
-          <w:rPr>
-            <w:color w:val="0000EE"/>
-            <w:u w:val="single"/>
-          </w:rPr>
-          <w:t>15.33</w:t>
-        </w:r>
-      </w:hyperlink>
+      <w:r>
+        <w:rPr>
+          <w:lang w:val="pt_PT" w:bidi="pt_PT"/>
+        </w:rPr>
+        <w:t>3.7</w:t>
+      </w:r>
+      <w:r>
+        <w:rPr>
+          <w:lang w:val="pt_PT" w:bidi="pt_PT"/>
+        </w:rPr>
+        <w:t xml:space="preserve">; </w:t>
+      </w:r>
+      <w:r>
+        <w:rPr>
+          <w:lang w:val="pt_PT" w:bidi="pt_PT"/>
+        </w:rPr>
+        <w:t>15.33</w:t>
+      </w:r>
       <w:r>
         <w:rPr>
           <w:lang w:val="pt_PT" w:bidi="pt_PT"/>
@@ -1061,18 +839,12 @@
         </w:rPr>
         <w:t xml:space="preserve">É por isso que </w:t>
       </w:r>
-      <w:hyperlink r:id="rId49">
-        <w:r>
-          <w:rPr>
-            <w:lang w:val="pt_PT" w:bidi="pt_PT"/>
-          </w:rPr>
-          <w:rPr>
-            <w:color w:val="0000EE"/>
-            <w:u w:val="single"/>
-          </w:rPr>
-          <w:t>Salmo 14.1</w:t>
-        </w:r>
-      </w:hyperlink>
+      <w:r>
+        <w:rPr>
+          <w:lang w:val="pt_PT" w:bidi="pt_PT"/>
+        </w:rPr>
+        <w:t>Salmo 14.1</w:t>
+      </w:r>
       <w:r>
         <w:rPr>
           <w:lang w:val="pt_PT" w:bidi="pt_PT"/>
@@ -1093,90 +865,60 @@
         </w:rPr>
         <w:t xml:space="preserve">A sabedoria está ligada a um bom relacionamento com Deus. Ambos exigem escolhas que correspondam ao caráter de Deus (veja </w:t>
       </w:r>
-      <w:hyperlink r:id="rId50">
-        <w:r>
-          <w:rPr>
-            <w:lang w:val="pt_PT" w:bidi="pt_PT"/>
-          </w:rPr>
-          <w:rPr>
-            <w:color w:val="0000EE"/>
-            <w:u w:val="single"/>
-          </w:rPr>
-          <w:t>Jó 28.28</w:t>
-        </w:r>
-      </w:hyperlink>
-      <w:r>
-        <w:rPr>
-          <w:lang w:val="pt_PT" w:bidi="pt_PT"/>
-        </w:rPr>
-        <w:t xml:space="preserve">; </w:t>
-      </w:r>
-      <w:hyperlink r:id="rId51">
-        <w:r>
-          <w:rPr>
-            <w:lang w:val="pt_PT" w:bidi="pt_PT"/>
-          </w:rPr>
-          <w:rPr>
-            <w:color w:val="0000EE"/>
-            <w:u w:val="single"/>
-          </w:rPr>
-          <w:t>Provérbios 14.2</w:t>
-        </w:r>
-      </w:hyperlink>
-      <w:r>
-        <w:rPr>
-          <w:lang w:val="pt_PT" w:bidi="pt_PT"/>
-        </w:rPr>
-        <w:t xml:space="preserve">; </w:t>
-      </w:r>
-      <w:hyperlink r:id="rId52">
-        <w:r>
-          <w:rPr>
-            <w:lang w:val="pt_PT" w:bidi="pt_PT"/>
-          </w:rPr>
-          <w:rPr>
-            <w:color w:val="0000EE"/>
-            <w:u w:val="single"/>
-          </w:rPr>
-          <w:t>Eclesiastes 12.13</w:t>
-        </w:r>
-      </w:hyperlink>
+      <w:r>
+        <w:rPr>
+          <w:lang w:val="pt_PT" w:bidi="pt_PT"/>
+        </w:rPr>
+        <w:t>Jó 28.28</w:t>
+      </w:r>
+      <w:r>
+        <w:rPr>
+          <w:lang w:val="pt_PT" w:bidi="pt_PT"/>
+        </w:rPr>
+        <w:t xml:space="preserve">; </w:t>
+      </w:r>
+      <w:r>
+        <w:rPr>
+          <w:lang w:val="pt_PT" w:bidi="pt_PT"/>
+        </w:rPr>
+        <w:t>Provérbios 14.2</w:t>
+      </w:r>
+      <w:r>
+        <w:rPr>
+          <w:lang w:val="pt_PT" w:bidi="pt_PT"/>
+        </w:rPr>
+        <w:t xml:space="preserve">; </w:t>
+      </w:r>
+      <w:r>
+        <w:rPr>
+          <w:lang w:val="pt_PT" w:bidi="pt_PT"/>
+        </w:rPr>
+        <w:t>Eclesiastes 12.13</w:t>
+      </w:r>
       <w:r>
         <w:rPr>
           <w:lang w:val="pt_PT" w:bidi="pt_PT"/>
         </w:rPr>
         <w:t xml:space="preserve">). Você quer sabedoria? Então deve estar em um relacionamento com aquele que possui toda a sabedoria (veja </w:t>
       </w:r>
-      <w:hyperlink r:id="rId53">
-        <w:r>
-          <w:rPr>
-            <w:lang w:val="pt_PT" w:bidi="pt_PT"/>
-          </w:rPr>
-          <w:rPr>
-            <w:color w:val="0000EE"/>
-            <w:u w:val="single"/>
-          </w:rPr>
-          <w:t>1 Coríntios 1.1–2.16</w:t>
-        </w:r>
-      </w:hyperlink>
-      <w:r>
-        <w:rPr>
-          <w:lang w:val="pt_PT" w:bidi="pt_PT"/>
-        </w:rPr>
-        <w:t xml:space="preserve">; </w:t>
-      </w:r>
-      <w:hyperlink r:id="rId54">
-        <w:r>
-          <w:rPr>
-            <w:lang w:val="pt_PT" w:bidi="pt_PT"/>
-          </w:rPr>
-          <w:rPr>
-            <w:color w:val="0000EE"/>
-            <w:u w:val="single"/>
-          </w:rPr>
-          <w:t>Colossenses 2.3</w:t>
-        </w:r>
-      </w:hyperlink>
+      <w:r>
+        <w:rPr>
+          <w:lang w:val="pt_PT" w:bidi="pt_PT"/>
+        </w:rPr>
+        <w:t>1 Coríntios 1.1–2.16</w:t>
+      </w:r>
+      <w:r>
+        <w:rPr>
+          <w:lang w:val="pt_PT" w:bidi="pt_PT"/>
+        </w:rPr>
+        <w:t xml:space="preserve">; </w:t>
+      </w:r>
+      <w:r>
+        <w:rPr>
+          <w:lang w:val="pt_PT" w:bidi="pt_PT"/>
+        </w:rPr>
+        <w:t>Colossenses 2.3</w:t>
+      </w:r>
       <w:r>
         <w:rPr>
           <w:lang w:val="pt_PT" w:bidi="pt_PT"/>
@@ -1206,306 +948,204 @@
           <w:lang w:val="pt_PT" w:bidi="pt_PT"/>
         </w:rPr>
       </w:r>
-      <w:hyperlink r:id="rId50">
-        <w:r>
-          <w:rPr>
-            <w:lang w:val="pt_PT" w:bidi="pt_PT"/>
-          </w:rPr>
-          <w:rPr>
-            <w:color w:val="0000EE"/>
-            <w:u w:val="single"/>
-          </w:rPr>
-          <w:t>Jó 28.28</w:t>
-        </w:r>
-      </w:hyperlink>
-      <w:r>
-        <w:rPr>
-          <w:lang w:val="pt_PT" w:bidi="pt_PT"/>
-        </w:rPr>
-        <w:t xml:space="preserve">; </w:t>
-      </w:r>
-      <w:hyperlink r:id="rId49">
-        <w:r>
-          <w:rPr>
-            <w:lang w:val="pt_PT" w:bidi="pt_PT"/>
-          </w:rPr>
-          <w:rPr>
-            <w:color w:val="0000EE"/>
-            <w:u w:val="single"/>
-          </w:rPr>
-          <w:t>Salmos 14.1</w:t>
-        </w:r>
-      </w:hyperlink>
-      <w:r>
-        <w:rPr>
-          <w:lang w:val="pt_PT" w:bidi="pt_PT"/>
-        </w:rPr>
-        <w:t xml:space="preserve">; </w:t>
-      </w:r>
-      <w:hyperlink r:id="rId55">
-        <w:r>
-          <w:rPr>
-            <w:lang w:val="pt_PT" w:bidi="pt_PT"/>
-          </w:rPr>
-          <w:rPr>
-            <w:color w:val="0000EE"/>
-            <w:u w:val="single"/>
-          </w:rPr>
-          <w:t>111.10</w:t>
-        </w:r>
-      </w:hyperlink>
-      <w:r>
-        <w:rPr>
-          <w:lang w:val="pt_PT" w:bidi="pt_PT"/>
-        </w:rPr>
-        <w:t xml:space="preserve">; </w:t>
-      </w:r>
-      <w:hyperlink r:id="rId46">
-        <w:r>
-          <w:rPr>
-            <w:lang w:val="pt_PT" w:bidi="pt_PT"/>
-          </w:rPr>
-          <w:rPr>
-            <w:color w:val="0000EE"/>
-            <w:u w:val="single"/>
-          </w:rPr>
-          <w:t>Provérbios 1.7</w:t>
-        </w:r>
-      </w:hyperlink>
-      <w:r>
-        <w:rPr>
-          <w:lang w:val="pt_PT" w:bidi="pt_PT"/>
-        </w:rPr>
-        <w:t xml:space="preserve">; </w:t>
-      </w:r>
-      <w:hyperlink r:id="rId47">
-        <w:r>
-          <w:rPr>
-            <w:lang w:val="pt_PT" w:bidi="pt_PT"/>
-          </w:rPr>
-          <w:rPr>
-            <w:color w:val="0000EE"/>
-            <w:u w:val="single"/>
-          </w:rPr>
-          <w:t>3.7</w:t>
-        </w:r>
-      </w:hyperlink>
-      <w:r>
-        <w:rPr>
-          <w:lang w:val="pt_PT" w:bidi="pt_PT"/>
-        </w:rPr>
-        <w:t xml:space="preserve">; </w:t>
-      </w:r>
-      <w:hyperlink r:id="rId56">
-        <w:r>
-          <w:rPr>
-            <w:lang w:val="pt_PT" w:bidi="pt_PT"/>
-          </w:rPr>
-          <w:rPr>
-            <w:color w:val="0000EE"/>
-            <w:u w:val="single"/>
-          </w:rPr>
-          <w:t>8.13</w:t>
-        </w:r>
-      </w:hyperlink>
-      <w:r>
-        <w:rPr>
-          <w:lang w:val="pt_PT" w:bidi="pt_PT"/>
-        </w:rPr>
-        <w:t xml:space="preserve">; </w:t>
-      </w:r>
-      <w:hyperlink r:id="rId57">
-        <w:r>
-          <w:rPr>
-            <w:lang w:val="pt_PT" w:bidi="pt_PT"/>
-          </w:rPr>
-          <w:rPr>
-            <w:color w:val="0000EE"/>
-            <w:u w:val="single"/>
-          </w:rPr>
-          <w:t>9.10</w:t>
-        </w:r>
-      </w:hyperlink>
-      <w:r>
-        <w:rPr>
-          <w:lang w:val="pt_PT" w:bidi="pt_PT"/>
-        </w:rPr>
-        <w:t xml:space="preserve">; </w:t>
-      </w:r>
-      <w:hyperlink r:id="rId58">
-        <w:r>
-          <w:rPr>
-            <w:lang w:val="pt_PT" w:bidi="pt_PT"/>
-          </w:rPr>
-          <w:rPr>
-            <w:color w:val="0000EE"/>
-            <w:u w:val="single"/>
-          </w:rPr>
-          <w:t>10.27</w:t>
-        </w:r>
-      </w:hyperlink>
-      <w:r>
-        <w:rPr>
-          <w:lang w:val="pt_PT" w:bidi="pt_PT"/>
-        </w:rPr>
-        <w:t xml:space="preserve">; </w:t>
-      </w:r>
-      <w:hyperlink r:id="rId51">
-        <w:r>
-          <w:rPr>
-            <w:lang w:val="pt_PT" w:bidi="pt_PT"/>
-          </w:rPr>
-          <w:rPr>
-            <w:color w:val="0000EE"/>
-            <w:u w:val="single"/>
-          </w:rPr>
-          <w:t>14.2</w:t>
-        </w:r>
-      </w:hyperlink>
+      <w:r>
+        <w:rPr>
+          <w:lang w:val="pt_PT" w:bidi="pt_PT"/>
+        </w:rPr>
+        <w:t>Jó 28.28</w:t>
+      </w:r>
+      <w:r>
+        <w:rPr>
+          <w:lang w:val="pt_PT" w:bidi="pt_PT"/>
+        </w:rPr>
+        <w:t xml:space="preserve">; </w:t>
+      </w:r>
+      <w:r>
+        <w:rPr>
+          <w:lang w:val="pt_PT" w:bidi="pt_PT"/>
+        </w:rPr>
+        <w:t>Salmos 14.1</w:t>
+      </w:r>
+      <w:r>
+        <w:rPr>
+          <w:lang w:val="pt_PT" w:bidi="pt_PT"/>
+        </w:rPr>
+        <w:t xml:space="preserve">; </w:t>
+      </w:r>
+      <w:r>
+        <w:rPr>
+          <w:lang w:val="pt_PT" w:bidi="pt_PT"/>
+        </w:rPr>
+        <w:t>111.10</w:t>
+      </w:r>
+      <w:r>
+        <w:rPr>
+          <w:lang w:val="pt_PT" w:bidi="pt_PT"/>
+        </w:rPr>
+        <w:t xml:space="preserve">; </w:t>
+      </w:r>
+      <w:r>
+        <w:rPr>
+          <w:lang w:val="pt_PT" w:bidi="pt_PT"/>
+        </w:rPr>
+        <w:t>Provérbios 1.7</w:t>
+      </w:r>
+      <w:r>
+        <w:rPr>
+          <w:lang w:val="pt_PT" w:bidi="pt_PT"/>
+        </w:rPr>
+        <w:t xml:space="preserve">; </w:t>
+      </w:r>
+      <w:r>
+        <w:rPr>
+          <w:lang w:val="pt_PT" w:bidi="pt_PT"/>
+        </w:rPr>
+        <w:t>3.7</w:t>
+      </w:r>
+      <w:r>
+        <w:rPr>
+          <w:lang w:val="pt_PT" w:bidi="pt_PT"/>
+        </w:rPr>
+        <w:t xml:space="preserve">; </w:t>
+      </w:r>
+      <w:r>
+        <w:rPr>
+          <w:lang w:val="pt_PT" w:bidi="pt_PT"/>
+        </w:rPr>
+        <w:t>8.13</w:t>
+      </w:r>
+      <w:r>
+        <w:rPr>
+          <w:lang w:val="pt_PT" w:bidi="pt_PT"/>
+        </w:rPr>
+        <w:t xml:space="preserve">; </w:t>
+      </w:r>
+      <w:r>
+        <w:rPr>
+          <w:lang w:val="pt_PT" w:bidi="pt_PT"/>
+        </w:rPr>
+        <w:t>9.10</w:t>
+      </w:r>
+      <w:r>
+        <w:rPr>
+          <w:lang w:val="pt_PT" w:bidi="pt_PT"/>
+        </w:rPr>
+        <w:t xml:space="preserve">; </w:t>
+      </w:r>
+      <w:r>
+        <w:rPr>
+          <w:lang w:val="pt_PT" w:bidi="pt_PT"/>
+        </w:rPr>
+        <w:t>10.27</w:t>
+      </w:r>
+      <w:r>
+        <w:rPr>
+          <w:lang w:val="pt_PT" w:bidi="pt_PT"/>
+        </w:rPr>
+        <w:t xml:space="preserve">; </w:t>
+      </w:r>
+      <w:r>
+        <w:rPr>
+          <w:lang w:val="pt_PT" w:bidi="pt_PT"/>
+        </w:rPr>
+        <w:t>14.2</w:t>
+      </w:r>
       <w:r>
         <w:rPr>
           <w:lang w:val="pt_PT" w:bidi="pt_PT"/>
         </w:rPr>
         <w:t>,</w:t>
       </w:r>
-      <w:hyperlink r:id="rId59">
-        <w:r>
-          <w:rPr>
-            <w:lang w:val="pt_PT" w:bidi="pt_PT"/>
-          </w:rPr>
-          <w:rPr>
-            <w:color w:val="0000EE"/>
-            <w:u w:val="single"/>
-          </w:rPr>
-          <w:t>26–27</w:t>
-        </w:r>
-      </w:hyperlink>
-      <w:r>
-        <w:rPr>
-          <w:lang w:val="pt_PT" w:bidi="pt_PT"/>
-        </w:rPr>
-        <w:t xml:space="preserve">; </w:t>
-      </w:r>
-      <w:hyperlink r:id="rId60">
-        <w:r>
-          <w:rPr>
-            <w:lang w:val="pt_PT" w:bidi="pt_PT"/>
-          </w:rPr>
-          <w:rPr>
-            <w:color w:val="0000EE"/>
-            <w:u w:val="single"/>
-          </w:rPr>
-          <w:t>15.16</w:t>
-        </w:r>
-      </w:hyperlink>
+      <w:r>
+        <w:rPr>
+          <w:lang w:val="pt_PT" w:bidi="pt_PT"/>
+        </w:rPr>
+        <w:t>26–27</w:t>
+      </w:r>
+      <w:r>
+        <w:rPr>
+          <w:lang w:val="pt_PT" w:bidi="pt_PT"/>
+        </w:rPr>
+        <w:t xml:space="preserve">; </w:t>
+      </w:r>
+      <w:r>
+        <w:rPr>
+          <w:lang w:val="pt_PT" w:bidi="pt_PT"/>
+        </w:rPr>
+        <w:t>15.16</w:t>
+      </w:r>
       <w:r>
         <w:rPr>
           <w:lang w:val="pt_PT" w:bidi="pt_PT"/>
         </w:rPr>
         <w:t>,</w:t>
       </w:r>
-      <w:hyperlink r:id="rId48">
-        <w:r>
-          <w:rPr>
-            <w:lang w:val="pt_PT" w:bidi="pt_PT"/>
-          </w:rPr>
-          <w:rPr>
-            <w:color w:val="0000EE"/>
-            <w:u w:val="single"/>
-          </w:rPr>
-          <w:t>33</w:t>
-        </w:r>
-      </w:hyperlink>
-      <w:r>
-        <w:rPr>
-          <w:lang w:val="pt_PT" w:bidi="pt_PT"/>
-        </w:rPr>
-        <w:t xml:space="preserve">; </w:t>
-      </w:r>
-      <w:hyperlink r:id="rId61">
-        <w:r>
-          <w:rPr>
-            <w:lang w:val="pt_PT" w:bidi="pt_PT"/>
-          </w:rPr>
-          <w:rPr>
-            <w:color w:val="0000EE"/>
-            <w:u w:val="single"/>
-          </w:rPr>
-          <w:t>19.23</w:t>
-        </w:r>
-      </w:hyperlink>
-      <w:r>
-        <w:rPr>
-          <w:lang w:val="pt_PT" w:bidi="pt_PT"/>
-        </w:rPr>
-        <w:t xml:space="preserve">; </w:t>
-      </w:r>
-      <w:hyperlink r:id="rId62">
-        <w:r>
-          <w:rPr>
-            <w:lang w:val="pt_PT" w:bidi="pt_PT"/>
-          </w:rPr>
-          <w:rPr>
-            <w:color w:val="0000EE"/>
-            <w:u w:val="single"/>
-          </w:rPr>
-          <w:t>22.4</w:t>
-        </w:r>
-      </w:hyperlink>
-      <w:r>
-        <w:rPr>
-          <w:lang w:val="pt_PT" w:bidi="pt_PT"/>
-        </w:rPr>
-        <w:t xml:space="preserve">; </w:t>
-      </w:r>
-      <w:hyperlink r:id="rId52">
-        <w:r>
-          <w:rPr>
-            <w:lang w:val="pt_PT" w:bidi="pt_PT"/>
-          </w:rPr>
-          <w:rPr>
-            <w:color w:val="0000EE"/>
-            <w:u w:val="single"/>
-          </w:rPr>
-          <w:t>Eclesiastes 12.13</w:t>
-        </w:r>
-      </w:hyperlink>
-      <w:r>
-        <w:rPr>
-          <w:lang w:val="pt_PT" w:bidi="pt_PT"/>
-        </w:rPr>
-        <w:t xml:space="preserve">; </w:t>
-      </w:r>
-      <w:hyperlink r:id="rId63">
-        <w:r>
-          <w:rPr>
-            <w:lang w:val="pt_PT" w:bidi="pt_PT"/>
-          </w:rPr>
-          <w:rPr>
-            <w:color w:val="0000EE"/>
-            <w:u w:val="single"/>
-          </w:rPr>
-          <w:t>Isaías 11.1–2</w:t>
-        </w:r>
-      </w:hyperlink>
-      <w:r>
-        <w:rPr>
-          <w:lang w:val="pt_PT" w:bidi="pt_PT"/>
-        </w:rPr>
-        <w:t xml:space="preserve">; </w:t>
-      </w:r>
-      <w:hyperlink r:id="rId64">
-        <w:r>
-          <w:rPr>
-            <w:lang w:val="pt_PT" w:bidi="pt_PT"/>
-          </w:rPr>
-          <w:rPr>
-            <w:color w:val="0000EE"/>
-            <w:u w:val="single"/>
-          </w:rPr>
-          <w:t>33.6</w:t>
-        </w:r>
-      </w:hyperlink>
+      <w:r>
+        <w:rPr>
+          <w:lang w:val="pt_PT" w:bidi="pt_PT"/>
+        </w:rPr>
+        <w:t>33</w:t>
+      </w:r>
+      <w:r>
+        <w:rPr>
+          <w:lang w:val="pt_PT" w:bidi="pt_PT"/>
+        </w:rPr>
+        <w:t xml:space="preserve">; </w:t>
+      </w:r>
+      <w:r>
+        <w:rPr>
+          <w:lang w:val="pt_PT" w:bidi="pt_PT"/>
+        </w:rPr>
+        <w:t>19.23</w:t>
+      </w:r>
+      <w:r>
+        <w:rPr>
+          <w:lang w:val="pt_PT" w:bidi="pt_PT"/>
+        </w:rPr>
+        <w:t xml:space="preserve">; </w:t>
+      </w:r>
+      <w:r>
+        <w:rPr>
+          <w:lang w:val="pt_PT" w:bidi="pt_PT"/>
+        </w:rPr>
+        <w:t>22.4</w:t>
+      </w:r>
+      <w:r>
+        <w:rPr>
+          <w:lang w:val="pt_PT" w:bidi="pt_PT"/>
+        </w:rPr>
+        <w:t xml:space="preserve">; </w:t>
+      </w:r>
+      <w:r>
+        <w:rPr>
+          <w:lang w:val="pt_PT" w:bidi="pt_PT"/>
+        </w:rPr>
+        <w:t>Eclesiastes 12.13</w:t>
+      </w:r>
+      <w:r>
+        <w:rPr>
+          <w:lang w:val="pt_PT" w:bidi="pt_PT"/>
+        </w:rPr>
+        <w:t xml:space="preserve">; </w:t>
+      </w:r>
+      <w:r>
+        <w:rPr>
+          <w:lang w:val="pt_PT" w:bidi="pt_PT"/>
+        </w:rPr>
+        <w:t>Isaías 11.1–2</w:t>
+      </w:r>
+      <w:r>
+        <w:rPr>
+          <w:lang w:val="pt_PT" w:bidi="pt_PT"/>
+        </w:rPr>
+        <w:t xml:space="preserve">; </w:t>
+      </w:r>
+      <w:r>
+        <w:rPr>
+          <w:lang w:val="pt_PT" w:bidi="pt_PT"/>
+        </w:rPr>
+        <w:t>33.6</w:t>
+      </w:r>
       <w:r>
         <w:rPr>
           <w:lang w:val="pt_PT" w:bidi="pt_PT"/>
@@ -1554,72 +1194,48 @@
         </w:rPr>
         <w:t>Deus deu ao primeiro homem e à primeira mulher a tarefa de governar a terra e dominar a criação. Isso era para suprir suas necessidades e honrar o Criador (</w:t>
       </w:r>
-      <w:hyperlink r:id="rId65">
-        <w:r>
-          <w:rPr>
-            <w:lang w:val="pt_PT" w:bidi="pt_PT"/>
-          </w:rPr>
-          <w:rPr>
-            <w:color w:val="0000EE"/>
-            <w:u w:val="single"/>
-          </w:rPr>
-          <w:t>Gênesis 1.28–30</w:t>
-        </w:r>
-      </w:hyperlink>
+      <w:r>
+        <w:rPr>
+          <w:lang w:val="pt_PT" w:bidi="pt_PT"/>
+        </w:rPr>
+        <w:t>Gênesis 1.28–30</w:t>
+      </w:r>
       <w:r>
         <w:rPr>
           <w:lang w:val="pt_PT" w:bidi="pt_PT"/>
         </w:rPr>
         <w:t>). Mas quando a humanidade pecou, eles se tornaram separados de Deus, uns dos outros e da terra em que viviam (</w:t>
       </w:r>
-      <w:hyperlink r:id="rId66">
-        <w:r>
-          <w:rPr>
-            <w:lang w:val="pt_PT" w:bidi="pt_PT"/>
-          </w:rPr>
-          <w:rPr>
-            <w:color w:val="0000EE"/>
-            <w:u w:val="single"/>
-          </w:rPr>
-          <w:t>3.17–19</w:t>
-        </w:r>
-      </w:hyperlink>
+      <w:r>
+        <w:rPr>
+          <w:lang w:val="pt_PT" w:bidi="pt_PT"/>
+        </w:rPr>
+        <w:t>3.17–19</w:t>
+      </w:r>
       <w:r>
         <w:rPr>
           <w:lang w:val="pt_PT" w:bidi="pt_PT"/>
         </w:rPr>
         <w:t xml:space="preserve">; veja </w:t>
       </w:r>
-      <w:hyperlink r:id="rId67">
-        <w:r>
-          <w:rPr>
-            <w:lang w:val="pt_PT" w:bidi="pt_PT"/>
-          </w:rPr>
-          <w:rPr>
-            <w:color w:val="0000EE"/>
-            <w:u w:val="single"/>
-          </w:rPr>
-          <w:t>4.3–16</w:t>
-        </w:r>
-      </w:hyperlink>
+      <w:r>
+        <w:rPr>
+          <w:lang w:val="pt_PT" w:bidi="pt_PT"/>
+        </w:rPr>
+        <w:t>4.3–16</w:t>
+      </w:r>
       <w:r>
         <w:rPr>
           <w:lang w:val="pt_PT" w:bidi="pt_PT"/>
         </w:rPr>
         <w:t xml:space="preserve">; compare </w:t>
       </w:r>
-      <w:hyperlink r:id="rId68">
-        <w:r>
-          <w:rPr>
-            <w:lang w:val="pt_PT" w:bidi="pt_PT"/>
-          </w:rPr>
-          <w:rPr>
-            <w:color w:val="0000EE"/>
-            <w:u w:val="single"/>
-          </w:rPr>
-          <w:t>5.29</w:t>
-        </w:r>
-      </w:hyperlink>
+      <w:r>
+        <w:rPr>
+          <w:lang w:val="pt_PT" w:bidi="pt_PT"/>
+        </w:rPr>
+        <w:t>5.29</w:t>
+      </w:r>
       <w:r>
         <w:rPr>
           <w:lang w:val="pt_PT" w:bidi="pt_PT"/>
@@ -1640,90 +1256,60 @@
         </w:rPr>
         <w:t>Deus chamou Abrão para segui-lo pela fé e receber Canaã como uma pátria especial. Esta terra era um lugar prometido para seus descendentes como o povo de Deus (</w:t>
       </w:r>
-      <w:hyperlink r:id="rId69">
-        <w:r>
-          <w:rPr>
-            <w:lang w:val="pt_PT" w:bidi="pt_PT"/>
-          </w:rPr>
-          <w:rPr>
-            <w:color w:val="0000EE"/>
-            <w:u w:val="single"/>
-          </w:rPr>
-          <w:t>Gênesis 12.1–3</w:t>
-        </w:r>
-      </w:hyperlink>
+      <w:r>
+        <w:rPr>
+          <w:lang w:val="pt_PT" w:bidi="pt_PT"/>
+        </w:rPr>
+        <w:t>Gênesis 12.1–3</w:t>
+      </w:r>
       <w:r>
         <w:rPr>
           <w:lang w:val="pt_PT" w:bidi="pt_PT"/>
         </w:rPr>
         <w:t>,</w:t>
       </w:r>
-      <w:hyperlink r:id="rId70">
-        <w:r>
-          <w:rPr>
-            <w:lang w:val="pt_PT" w:bidi="pt_PT"/>
-          </w:rPr>
-          <w:rPr>
-            <w:color w:val="0000EE"/>
-            <w:u w:val="single"/>
-          </w:rPr>
-          <w:t>7</w:t>
-        </w:r>
-      </w:hyperlink>
-      <w:r>
-        <w:rPr>
-          <w:lang w:val="pt_PT" w:bidi="pt_PT"/>
-        </w:rPr>
-        <w:t xml:space="preserve">; </w:t>
-      </w:r>
-      <w:hyperlink r:id="rId71">
-        <w:r>
-          <w:rPr>
-            <w:lang w:val="pt_PT" w:bidi="pt_PT"/>
-          </w:rPr>
-          <w:rPr>
-            <w:color w:val="0000EE"/>
-            <w:u w:val="single"/>
-          </w:rPr>
-          <w:t>13.14–18</w:t>
-        </w:r>
-      </w:hyperlink>
-      <w:r>
-        <w:rPr>
-          <w:lang w:val="pt_PT" w:bidi="pt_PT"/>
-        </w:rPr>
-        <w:t xml:space="preserve">; </w:t>
-      </w:r>
-      <w:hyperlink r:id="rId72">
-        <w:r>
-          <w:rPr>
-            <w:lang w:val="pt_PT" w:bidi="pt_PT"/>
-          </w:rPr>
-          <w:rPr>
-            <w:color w:val="0000EE"/>
-            <w:u w:val="single"/>
-          </w:rPr>
-          <w:t>15.7–21</w:t>
-        </w:r>
-      </w:hyperlink>
-      <w:r>
-        <w:rPr>
-          <w:lang w:val="pt_PT" w:bidi="pt_PT"/>
-        </w:rPr>
-        <w:t xml:space="preserve">; </w:t>
-      </w:r>
-      <w:hyperlink r:id="rId73">
-        <w:r>
-          <w:rPr>
-            <w:lang w:val="pt_PT" w:bidi="pt_PT"/>
-          </w:rPr>
-          <w:rPr>
-            <w:color w:val="0000EE"/>
-            <w:u w:val="single"/>
-          </w:rPr>
-          <w:t>17.7–8</w:t>
-        </w:r>
-      </w:hyperlink>
+      <w:r>
+        <w:rPr>
+          <w:lang w:val="pt_PT" w:bidi="pt_PT"/>
+        </w:rPr>
+        <w:t>7</w:t>
+      </w:r>
+      <w:r>
+        <w:rPr>
+          <w:lang w:val="pt_PT" w:bidi="pt_PT"/>
+        </w:rPr>
+        <w:t xml:space="preserve">; </w:t>
+      </w:r>
+      <w:r>
+        <w:rPr>
+          <w:lang w:val="pt_PT" w:bidi="pt_PT"/>
+        </w:rPr>
+        <w:t>13.14–18</w:t>
+      </w:r>
+      <w:r>
+        <w:rPr>
+          <w:lang w:val="pt_PT" w:bidi="pt_PT"/>
+        </w:rPr>
+        <w:t xml:space="preserve">; </w:t>
+      </w:r>
+      <w:r>
+        <w:rPr>
+          <w:lang w:val="pt_PT" w:bidi="pt_PT"/>
+        </w:rPr>
+        <w:t>15.7–21</w:t>
+      </w:r>
+      <w:r>
+        <w:rPr>
+          <w:lang w:val="pt_PT" w:bidi="pt_PT"/>
+        </w:rPr>
+        <w:t xml:space="preserve">; </w:t>
+      </w:r>
+      <w:r>
+        <w:rPr>
+          <w:lang w:val="pt_PT" w:bidi="pt_PT"/>
+        </w:rPr>
+        <w:t>17.7–8</w:t>
+      </w:r>
       <w:r>
         <w:rPr>
           <w:lang w:val="pt_PT" w:bidi="pt_PT"/>
@@ -1744,54 +1330,36 @@
         </w:rPr>
         <w:t>Manter a terra dependia da obediência. Se Israel violasse a aliança, enfrentaria suas maldições. A pior maldição era o exílio da Terra Prometida (</w:t>
       </w:r>
-      <w:hyperlink r:id="rId74">
-        <w:r>
-          <w:rPr>
-            <w:lang w:val="pt_PT" w:bidi="pt_PT"/>
-          </w:rPr>
-          <w:rPr>
-            <w:color w:val="0000EE"/>
-            <w:u w:val="single"/>
-          </w:rPr>
-          <w:t>Levítico 26.32–33</w:t>
-        </w:r>
-      </w:hyperlink>
+      <w:r>
+        <w:rPr>
+          <w:lang w:val="pt_PT" w:bidi="pt_PT"/>
+        </w:rPr>
+        <w:t>Levítico 26.32–33</w:t>
+      </w:r>
       <w:r>
         <w:rPr>
           <w:lang w:val="pt_PT" w:bidi="pt_PT"/>
         </w:rPr>
         <w:t>). Isso eventualmente aconteceu por causa da contínua rebelião de Israel contra o Senhor. Ele os enviou para o exílio na Assíria e Babilônia. Eles perderam sua terra, e seus inimigos destruíram o templo de Deus (</w:t>
       </w:r>
-      <w:hyperlink r:id="rId75">
-        <w:r>
-          <w:rPr>
-            <w:lang w:val="pt_PT" w:bidi="pt_PT"/>
-          </w:rPr>
-          <w:rPr>
-            <w:color w:val="0000EE"/>
-            <w:u w:val="single"/>
-          </w:rPr>
-          <w:t>2 Reis 17.5–23</w:t>
-        </w:r>
-      </w:hyperlink>
-      <w:r>
-        <w:rPr>
-          <w:lang w:val="pt_PT" w:bidi="pt_PT"/>
-        </w:rPr>
-        <w:t xml:space="preserve">; </w:t>
-      </w:r>
-      <w:hyperlink r:id="rId76">
-        <w:r>
-          <w:rPr>
-            <w:lang w:val="pt_PT" w:bidi="pt_PT"/>
-          </w:rPr>
-          <w:rPr>
-            <w:color w:val="0000EE"/>
-            <w:u w:val="single"/>
-          </w:rPr>
-          <w:t>25.1–21</w:t>
-        </w:r>
-      </w:hyperlink>
+      <w:r>
+        <w:rPr>
+          <w:lang w:val="pt_PT" w:bidi="pt_PT"/>
+        </w:rPr>
+        <w:t>2 Reis 17.5–23</w:t>
+      </w:r>
+      <w:r>
+        <w:rPr>
+          <w:lang w:val="pt_PT" w:bidi="pt_PT"/>
+        </w:rPr>
+        <w:t xml:space="preserve">; </w:t>
+      </w:r>
+      <w:r>
+        <w:rPr>
+          <w:lang w:val="pt_PT" w:bidi="pt_PT"/>
+        </w:rPr>
+        <w:t>25.1–21</w:t>
+      </w:r>
       <w:r>
         <w:rPr>
           <w:lang w:val="pt_PT" w:bidi="pt_PT"/>
@@ -1812,36 +1380,24 @@
         </w:rPr>
         <w:t>No entanto, Deus também promete que quando o povo se arrepender, “então eu lembrarei das alianças... e lembrarei também da Terra Prometida” (</w:t>
       </w:r>
-      <w:hyperlink r:id="rId77">
-        <w:r>
-          <w:rPr>
-            <w:lang w:val="pt_PT" w:bidi="pt_PT"/>
-          </w:rPr>
-          <w:rPr>
-            <w:color w:val="0000EE"/>
-            <w:u w:val="single"/>
-          </w:rPr>
-          <w:t>Levítico 26.42</w:t>
-        </w:r>
-      </w:hyperlink>
+      <w:r>
+        <w:rPr>
+          <w:lang w:val="pt_PT" w:bidi="pt_PT"/>
+        </w:rPr>
+        <w:t>Levítico 26.42</w:t>
+      </w:r>
       <w:r>
         <w:rPr>
           <w:lang w:val="pt_PT" w:bidi="pt_PT"/>
         </w:rPr>
         <w:t>). Durante o exílio na Babilônia, o profeta Jeremias e outros profetas previram a futura restauração de Deus para o seu povo e o retorno deles à terra (</w:t>
       </w:r>
-      <w:hyperlink r:id="rId78">
-        <w:r>
-          <w:rPr>
-            <w:lang w:val="pt_PT" w:bidi="pt_PT"/>
-          </w:rPr>
-          <w:rPr>
-            <w:color w:val="0000EE"/>
-            <w:u w:val="single"/>
-          </w:rPr>
-          <w:t>Jeremias 32.36–44</w:t>
-        </w:r>
-      </w:hyperlink>
+      <w:r>
+        <w:rPr>
+          <w:lang w:val="pt_PT" w:bidi="pt_PT"/>
+        </w:rPr>
+        <w:t>Jeremias 32.36–44</w:t>
+      </w:r>
       <w:r>
         <w:rPr>
           <w:lang w:val="pt_PT" w:bidi="pt_PT"/>
@@ -1862,36 +1418,24 @@
         </w:rPr>
         <w:t>As promessas sobre a terra ainda aguardam seu cumprimento final. Deus planeja preparar uma pátria eterna para seu povo. Nesta pátria, Deus governará diretamente e com justiça como rei. Todos e tudo seguirão a vontade de Deus. A morte e o pecado não existirão mais. As necessidades do povo de Deus serão plenamente atendidas (</w:t>
       </w:r>
-      <w:hyperlink r:id="rId79">
-        <w:r>
-          <w:rPr>
-            <w:lang w:val="pt_PT" w:bidi="pt_PT"/>
-          </w:rPr>
-          <w:rPr>
-            <w:color w:val="0000EE"/>
-            <w:u w:val="single"/>
-          </w:rPr>
-          <w:t>Hebreus 11.13–16</w:t>
-        </w:r>
-      </w:hyperlink>
-      <w:r>
-        <w:rPr>
-          <w:lang w:val="pt_PT" w:bidi="pt_PT"/>
-        </w:rPr>
-        <w:t xml:space="preserve">; </w:t>
-      </w:r>
-      <w:hyperlink r:id="rId80">
-        <w:r>
-          <w:rPr>
-            <w:lang w:val="pt_PT" w:bidi="pt_PT"/>
-          </w:rPr>
-          <w:rPr>
-            <w:color w:val="0000EE"/>
-            <w:u w:val="single"/>
-          </w:rPr>
-          <w:t>Apocalipse 21</w:t>
-        </w:r>
-      </w:hyperlink>
+      <w:r>
+        <w:rPr>
+          <w:lang w:val="pt_PT" w:bidi="pt_PT"/>
+        </w:rPr>
+        <w:t>Hebreus 11.13–16</w:t>
+      </w:r>
+      <w:r>
+        <w:rPr>
+          <w:lang w:val="pt_PT" w:bidi="pt_PT"/>
+        </w:rPr>
+        <w:t xml:space="preserve">; </w:t>
+      </w:r>
+      <w:r>
+        <w:rPr>
+          <w:lang w:val="pt_PT" w:bidi="pt_PT"/>
+        </w:rPr>
+        <w:t>Apocalipse 21</w:t>
+      </w:r>
       <w:r>
         <w:rPr>
           <w:lang w:val="pt_PT" w:bidi="pt_PT"/>
@@ -1921,306 +1465,204 @@
           <w:lang w:val="pt_PT" w:bidi="pt_PT"/>
         </w:rPr>
       </w:r>
-      <w:hyperlink r:id="rId65">
-        <w:r>
-          <w:rPr>
-            <w:lang w:val="pt_PT" w:bidi="pt_PT"/>
-          </w:rPr>
-          <w:rPr>
-            <w:color w:val="0000EE"/>
-            <w:u w:val="single"/>
-          </w:rPr>
-          <w:t>Gênesis 1.28–30</w:t>
-        </w:r>
-      </w:hyperlink>
-      <w:r>
-        <w:rPr>
-          <w:lang w:val="pt_PT" w:bidi="pt_PT"/>
-        </w:rPr>
-        <w:t xml:space="preserve">; </w:t>
-      </w:r>
-      <w:hyperlink r:id="rId81">
-        <w:r>
-          <w:rPr>
-            <w:lang w:val="pt_PT" w:bidi="pt_PT"/>
-          </w:rPr>
-          <w:rPr>
-            <w:color w:val="0000EE"/>
-            <w:u w:val="single"/>
-          </w:rPr>
-          <w:t>3.15–19</w:t>
-        </w:r>
-      </w:hyperlink>
-      <w:r>
-        <w:rPr>
-          <w:lang w:val="pt_PT" w:bidi="pt_PT"/>
-        </w:rPr>
-        <w:t xml:space="preserve">; </w:t>
-      </w:r>
-      <w:hyperlink r:id="rId67">
-        <w:r>
-          <w:rPr>
-            <w:lang w:val="pt_PT" w:bidi="pt_PT"/>
-          </w:rPr>
-          <w:rPr>
-            <w:color w:val="0000EE"/>
-            <w:u w:val="single"/>
-          </w:rPr>
-          <w:t>4.3–16</w:t>
-        </w:r>
-      </w:hyperlink>
-      <w:r>
-        <w:rPr>
-          <w:lang w:val="pt_PT" w:bidi="pt_PT"/>
-        </w:rPr>
-        <w:t xml:space="preserve">; </w:t>
-      </w:r>
-      <w:hyperlink r:id="rId69">
-        <w:r>
-          <w:rPr>
-            <w:lang w:val="pt_PT" w:bidi="pt_PT"/>
-          </w:rPr>
-          <w:rPr>
-            <w:color w:val="0000EE"/>
-            <w:u w:val="single"/>
-          </w:rPr>
-          <w:t>12.1–3</w:t>
-        </w:r>
-      </w:hyperlink>
+      <w:r>
+        <w:rPr>
+          <w:lang w:val="pt_PT" w:bidi="pt_PT"/>
+        </w:rPr>
+        <w:t>Gênesis 1.28–30</w:t>
+      </w:r>
+      <w:r>
+        <w:rPr>
+          <w:lang w:val="pt_PT" w:bidi="pt_PT"/>
+        </w:rPr>
+        <w:t xml:space="preserve">; </w:t>
+      </w:r>
+      <w:r>
+        <w:rPr>
+          <w:lang w:val="pt_PT" w:bidi="pt_PT"/>
+        </w:rPr>
+        <w:t>3.15–19</w:t>
+      </w:r>
+      <w:r>
+        <w:rPr>
+          <w:lang w:val="pt_PT" w:bidi="pt_PT"/>
+        </w:rPr>
+        <w:t xml:space="preserve">; </w:t>
+      </w:r>
+      <w:r>
+        <w:rPr>
+          <w:lang w:val="pt_PT" w:bidi="pt_PT"/>
+        </w:rPr>
+        <w:t>4.3–16</w:t>
+      </w:r>
+      <w:r>
+        <w:rPr>
+          <w:lang w:val="pt_PT" w:bidi="pt_PT"/>
+        </w:rPr>
+        <w:t xml:space="preserve">; </w:t>
+      </w:r>
+      <w:r>
+        <w:rPr>
+          <w:lang w:val="pt_PT" w:bidi="pt_PT"/>
+        </w:rPr>
+        <w:t>12.1–3</w:t>
+      </w:r>
       <w:r>
         <w:rPr>
           <w:lang w:val="pt_PT" w:bidi="pt_PT"/>
         </w:rPr>
         <w:t>,</w:t>
       </w:r>
-      <w:hyperlink r:id="rId70">
-        <w:r>
-          <w:rPr>
-            <w:lang w:val="pt_PT" w:bidi="pt_PT"/>
-          </w:rPr>
-          <w:rPr>
-            <w:color w:val="0000EE"/>
-            <w:u w:val="single"/>
-          </w:rPr>
-          <w:t>7</w:t>
-        </w:r>
-      </w:hyperlink>
-      <w:r>
-        <w:rPr>
-          <w:lang w:val="pt_PT" w:bidi="pt_PT"/>
-        </w:rPr>
-        <w:t xml:space="preserve">; </w:t>
-      </w:r>
-      <w:hyperlink r:id="rId71">
-        <w:r>
-          <w:rPr>
-            <w:lang w:val="pt_PT" w:bidi="pt_PT"/>
-          </w:rPr>
-          <w:rPr>
-            <w:color w:val="0000EE"/>
-            <w:u w:val="single"/>
-          </w:rPr>
-          <w:t>13.14–18</w:t>
-        </w:r>
-      </w:hyperlink>
-      <w:r>
-        <w:rPr>
-          <w:lang w:val="pt_PT" w:bidi="pt_PT"/>
-        </w:rPr>
-        <w:t xml:space="preserve">; </w:t>
-      </w:r>
-      <w:hyperlink r:id="rId82">
-        <w:r>
-          <w:rPr>
-            <w:lang w:val="pt_PT" w:bidi="pt_PT"/>
-          </w:rPr>
-          <w:rPr>
-            <w:color w:val="0000EE"/>
-            <w:u w:val="single"/>
-          </w:rPr>
-          <w:t>15.1–21</w:t>
-        </w:r>
-      </w:hyperlink>
-      <w:r>
-        <w:rPr>
-          <w:lang w:val="pt_PT" w:bidi="pt_PT"/>
-        </w:rPr>
-        <w:t xml:space="preserve">; </w:t>
-      </w:r>
-      <w:hyperlink r:id="rId73">
-        <w:r>
-          <w:rPr>
-            <w:lang w:val="pt_PT" w:bidi="pt_PT"/>
-          </w:rPr>
-          <w:rPr>
-            <w:color w:val="0000EE"/>
-            <w:u w:val="single"/>
-          </w:rPr>
-          <w:t>17.7–8</w:t>
-        </w:r>
-      </w:hyperlink>
-      <w:r>
-        <w:rPr>
-          <w:lang w:val="pt_PT" w:bidi="pt_PT"/>
-        </w:rPr>
-        <w:t xml:space="preserve">; </w:t>
-      </w:r>
-      <w:hyperlink r:id="rId83">
-        <w:r>
-          <w:rPr>
-            <w:lang w:val="pt_PT" w:bidi="pt_PT"/>
-          </w:rPr>
-          <w:rPr>
-            <w:color w:val="0000EE"/>
-            <w:u w:val="single"/>
-          </w:rPr>
-          <w:t>Êxodo 6.1–13</w:t>
-        </w:r>
-      </w:hyperlink>
-      <w:r>
-        <w:rPr>
-          <w:lang w:val="pt_PT" w:bidi="pt_PT"/>
-        </w:rPr>
-        <w:t xml:space="preserve">; </w:t>
-      </w:r>
-      <w:hyperlink r:id="rId84">
-        <w:r>
-          <w:rPr>
-            <w:lang w:val="pt_PT" w:bidi="pt_PT"/>
-          </w:rPr>
-          <w:rPr>
-            <w:color w:val="0000EE"/>
-            <w:u w:val="single"/>
-          </w:rPr>
-          <w:t>Levítico 26.1–46</w:t>
-        </w:r>
-      </w:hyperlink>
-      <w:r>
-        <w:rPr>
-          <w:lang w:val="pt_PT" w:bidi="pt_PT"/>
-        </w:rPr>
-        <w:t xml:space="preserve">; </w:t>
-      </w:r>
-      <w:hyperlink r:id="rId85">
-        <w:r>
-          <w:rPr>
-            <w:lang w:val="pt_PT" w:bidi="pt_PT"/>
-          </w:rPr>
-          <w:rPr>
-            <w:color w:val="0000EE"/>
-            <w:u w:val="single"/>
-          </w:rPr>
-          <w:t>1 Reis 8.22–53</w:t>
-        </w:r>
-      </w:hyperlink>
-      <w:r>
-        <w:rPr>
-          <w:lang w:val="pt_PT" w:bidi="pt_PT"/>
-        </w:rPr>
-        <w:t xml:space="preserve">; </w:t>
-      </w:r>
-      <w:hyperlink r:id="rId86">
-        <w:r>
-          <w:rPr>
-            <w:lang w:val="pt_PT" w:bidi="pt_PT"/>
-          </w:rPr>
-          <w:rPr>
-            <w:color w:val="0000EE"/>
-            <w:u w:val="single"/>
-          </w:rPr>
-          <w:t>9.1–9</w:t>
-        </w:r>
-      </w:hyperlink>
-      <w:r>
-        <w:rPr>
-          <w:lang w:val="pt_PT" w:bidi="pt_PT"/>
-        </w:rPr>
-        <w:t xml:space="preserve">; </w:t>
-      </w:r>
-      <w:hyperlink r:id="rId75">
-        <w:r>
-          <w:rPr>
-            <w:lang w:val="pt_PT" w:bidi="pt_PT"/>
-          </w:rPr>
-          <w:rPr>
-            <w:color w:val="0000EE"/>
-            <w:u w:val="single"/>
-          </w:rPr>
-          <w:t>2 Reis 17.5–23</w:t>
-        </w:r>
-      </w:hyperlink>
-      <w:r>
-        <w:rPr>
-          <w:lang w:val="pt_PT" w:bidi="pt_PT"/>
-        </w:rPr>
-        <w:t xml:space="preserve">; </w:t>
-      </w:r>
-      <w:hyperlink r:id="rId76">
-        <w:r>
-          <w:rPr>
-            <w:lang w:val="pt_PT" w:bidi="pt_PT"/>
-          </w:rPr>
-          <w:rPr>
-            <w:color w:val="0000EE"/>
-            <w:u w:val="single"/>
-          </w:rPr>
-          <w:t>25.1–21</w:t>
-        </w:r>
-      </w:hyperlink>
-      <w:r>
-        <w:rPr>
-          <w:lang w:val="pt_PT" w:bidi="pt_PT"/>
-        </w:rPr>
-        <w:t xml:space="preserve">; </w:t>
-      </w:r>
-      <w:hyperlink r:id="rId78">
-        <w:r>
-          <w:rPr>
-            <w:lang w:val="pt_PT" w:bidi="pt_PT"/>
-          </w:rPr>
-          <w:rPr>
-            <w:color w:val="0000EE"/>
-            <w:u w:val="single"/>
-          </w:rPr>
-          <w:t>Jeremias 32.36–44</w:t>
-        </w:r>
-      </w:hyperlink>
-      <w:r>
-        <w:rPr>
-          <w:lang w:val="pt_PT" w:bidi="pt_PT"/>
-        </w:rPr>
-        <w:t xml:space="preserve">; </w:t>
-      </w:r>
-      <w:hyperlink r:id="rId79">
-        <w:r>
-          <w:rPr>
-            <w:lang w:val="pt_PT" w:bidi="pt_PT"/>
-          </w:rPr>
-          <w:rPr>
-            <w:color w:val="0000EE"/>
-            <w:u w:val="single"/>
-          </w:rPr>
-          <w:t>Hebreus 11.13–16</w:t>
-        </w:r>
-      </w:hyperlink>
-      <w:r>
-        <w:rPr>
-          <w:lang w:val="pt_PT" w:bidi="pt_PT"/>
-        </w:rPr>
-        <w:t xml:space="preserve">; </w:t>
-      </w:r>
-      <w:hyperlink r:id="rId80">
-        <w:r>
-          <w:rPr>
-            <w:lang w:val="pt_PT" w:bidi="pt_PT"/>
-          </w:rPr>
-          <w:rPr>
-            <w:color w:val="0000EE"/>
-            <w:u w:val="single"/>
-          </w:rPr>
-          <w:t>Apocalipse 21.1–27</w:t>
-        </w:r>
-      </w:hyperlink>
+      <w:r>
+        <w:rPr>
+          <w:lang w:val="pt_PT" w:bidi="pt_PT"/>
+        </w:rPr>
+        <w:t>7</w:t>
+      </w:r>
+      <w:r>
+        <w:rPr>
+          <w:lang w:val="pt_PT" w:bidi="pt_PT"/>
+        </w:rPr>
+        <w:t xml:space="preserve">; </w:t>
+      </w:r>
+      <w:r>
+        <w:rPr>
+          <w:lang w:val="pt_PT" w:bidi="pt_PT"/>
+        </w:rPr>
+        <w:t>13.14–18</w:t>
+      </w:r>
+      <w:r>
+        <w:rPr>
+          <w:lang w:val="pt_PT" w:bidi="pt_PT"/>
+        </w:rPr>
+        <w:t xml:space="preserve">; </w:t>
+      </w:r>
+      <w:r>
+        <w:rPr>
+          <w:lang w:val="pt_PT" w:bidi="pt_PT"/>
+        </w:rPr>
+        <w:t>15.1–21</w:t>
+      </w:r>
+      <w:r>
+        <w:rPr>
+          <w:lang w:val="pt_PT" w:bidi="pt_PT"/>
+        </w:rPr>
+        <w:t xml:space="preserve">; </w:t>
+      </w:r>
+      <w:r>
+        <w:rPr>
+          <w:lang w:val="pt_PT" w:bidi="pt_PT"/>
+        </w:rPr>
+        <w:t>17.7–8</w:t>
+      </w:r>
+      <w:r>
+        <w:rPr>
+          <w:lang w:val="pt_PT" w:bidi="pt_PT"/>
+        </w:rPr>
+        <w:t xml:space="preserve">; </w:t>
+      </w:r>
+      <w:r>
+        <w:rPr>
+          <w:lang w:val="pt_PT" w:bidi="pt_PT"/>
+        </w:rPr>
+        <w:t>Êxodo 6.1–13</w:t>
+      </w:r>
+      <w:r>
+        <w:rPr>
+          <w:lang w:val="pt_PT" w:bidi="pt_PT"/>
+        </w:rPr>
+        <w:t xml:space="preserve">; </w:t>
+      </w:r>
+      <w:r>
+        <w:rPr>
+          <w:lang w:val="pt_PT" w:bidi="pt_PT"/>
+        </w:rPr>
+        <w:t>Levítico 26.1–46</w:t>
+      </w:r>
+      <w:r>
+        <w:rPr>
+          <w:lang w:val="pt_PT" w:bidi="pt_PT"/>
+        </w:rPr>
+        <w:t xml:space="preserve">; </w:t>
+      </w:r>
+      <w:r>
+        <w:rPr>
+          <w:lang w:val="pt_PT" w:bidi="pt_PT"/>
+        </w:rPr>
+        <w:t>1 Reis 8.22–53</w:t>
+      </w:r>
+      <w:r>
+        <w:rPr>
+          <w:lang w:val="pt_PT" w:bidi="pt_PT"/>
+        </w:rPr>
+        <w:t xml:space="preserve">; </w:t>
+      </w:r>
+      <w:r>
+        <w:rPr>
+          <w:lang w:val="pt_PT" w:bidi="pt_PT"/>
+        </w:rPr>
+        <w:t>9.1–9</w:t>
+      </w:r>
+      <w:r>
+        <w:rPr>
+          <w:lang w:val="pt_PT" w:bidi="pt_PT"/>
+        </w:rPr>
+        <w:t xml:space="preserve">; </w:t>
+      </w:r>
+      <w:r>
+        <w:rPr>
+          <w:lang w:val="pt_PT" w:bidi="pt_PT"/>
+        </w:rPr>
+        <w:t>2 Reis 17.5–23</w:t>
+      </w:r>
+      <w:r>
+        <w:rPr>
+          <w:lang w:val="pt_PT" w:bidi="pt_PT"/>
+        </w:rPr>
+        <w:t xml:space="preserve">; </w:t>
+      </w:r>
+      <w:r>
+        <w:rPr>
+          <w:lang w:val="pt_PT" w:bidi="pt_PT"/>
+        </w:rPr>
+        <w:t>25.1–21</w:t>
+      </w:r>
+      <w:r>
+        <w:rPr>
+          <w:lang w:val="pt_PT" w:bidi="pt_PT"/>
+        </w:rPr>
+        <w:t xml:space="preserve">; </w:t>
+      </w:r>
+      <w:r>
+        <w:rPr>
+          <w:lang w:val="pt_PT" w:bidi="pt_PT"/>
+        </w:rPr>
+        <w:t>Jeremias 32.36–44</w:t>
+      </w:r>
+      <w:r>
+        <w:rPr>
+          <w:lang w:val="pt_PT" w:bidi="pt_PT"/>
+        </w:rPr>
+        <w:t xml:space="preserve">; </w:t>
+      </w:r>
+      <w:r>
+        <w:rPr>
+          <w:lang w:val="pt_PT" w:bidi="pt_PT"/>
+        </w:rPr>
+        <w:t>Hebreus 11.13–16</w:t>
+      </w:r>
+      <w:r>
+        <w:rPr>
+          <w:lang w:val="pt_PT" w:bidi="pt_PT"/>
+        </w:rPr>
+        <w:t xml:space="preserve">; </w:t>
+      </w:r>
+      <w:r>
+        <w:rPr>
+          <w:lang w:val="pt_PT" w:bidi="pt_PT"/>
+        </w:rPr>
+        <w:t>Apocalipse 21.1–27</w:t>
+      </w:r>
       <w:r>
         <w:rPr>
           <w:lang w:val="pt_PT" w:bidi="pt_PT"/>
@@ -2269,54 +1711,36 @@
         </w:rPr>
         <w:t>O apóstolo Paulo exorta à tolerância (compreensão paciente) entre os fracos na fé e os fortes na fé. Ele ensina os cristãos a aceitarem uns aos outros (</w:t>
       </w:r>
-      <w:hyperlink r:id="rId87">
-        <w:r>
-          <w:rPr>
-            <w:lang w:val="pt_PT" w:bidi="pt_PT"/>
-          </w:rPr>
-          <w:rPr>
-            <w:color w:val="0000EE"/>
-            <w:u w:val="single"/>
-          </w:rPr>
-          <w:t>Romanos 14.1</w:t>
-        </w:r>
-      </w:hyperlink>
-      <w:r>
-        <w:rPr>
-          <w:lang w:val="pt_PT" w:bidi="pt_PT"/>
-        </w:rPr>
-        <w:t xml:space="preserve">; </w:t>
-      </w:r>
-      <w:hyperlink r:id="rId88">
-        <w:r>
-          <w:rPr>
-            <w:lang w:val="pt_PT" w:bidi="pt_PT"/>
-          </w:rPr>
-          <w:rPr>
-            <w:color w:val="0000EE"/>
-            <w:u w:val="single"/>
-          </w:rPr>
-          <w:t>15.7</w:t>
-        </w:r>
-      </w:hyperlink>
+      <w:r>
+        <w:rPr>
+          <w:lang w:val="pt_PT" w:bidi="pt_PT"/>
+        </w:rPr>
+        <w:t>Romanos 14.1</w:t>
+      </w:r>
+      <w:r>
+        <w:rPr>
+          <w:lang w:val="pt_PT" w:bidi="pt_PT"/>
+        </w:rPr>
+        <w:t xml:space="preserve">; </w:t>
+      </w:r>
+      <w:r>
+        <w:rPr>
+          <w:lang w:val="pt_PT" w:bidi="pt_PT"/>
+        </w:rPr>
+        <w:t>15.7</w:t>
+      </w:r>
       <w:r>
         <w:rPr>
           <w:lang w:val="pt_PT" w:bidi="pt_PT"/>
         </w:rPr>
         <w:t>). Ele os instrui a parar de condenar uns aos outros e de fazer com que se sintam insignificantes. Em vez disso, eles devem adorar a Deus com uma voz e espírito unidos (</w:t>
       </w:r>
-      <w:hyperlink r:id="rId89">
-        <w:r>
-          <w:rPr>
-            <w:lang w:val="pt_PT" w:bidi="pt_PT"/>
-          </w:rPr>
-          <w:rPr>
-            <w:color w:val="0000EE"/>
-            <w:u w:val="single"/>
-          </w:rPr>
-          <w:t>Romanos 15.6</w:t>
-        </w:r>
-      </w:hyperlink>
+      <w:r>
+        <w:rPr>
+          <w:lang w:val="pt_PT" w:bidi="pt_PT"/>
+        </w:rPr>
+        <w:t>Romanos 15.6</w:t>
+      </w:r>
       <w:r>
         <w:rPr>
           <w:lang w:val="pt_PT" w:bidi="pt_PT"/>
@@ -2350,18 +1774,12 @@
         </w:rPr>
         <w:t xml:space="preserve">, que significa "não essenciais", para descrever crenças ou práticas que as Escrituras nem exigem nem proíbem. Nessas questões, os cristãos devem aceitar diferentes opiniões. Às vezes, os cristãos podem se sentir livres para realizar certas atividades, mas fazê-lo pode causar problemas para outros. Nesses casos, Paulo aconselha os cristãos a considerarem as necessidades dos outros antes das suas próprias (veja </w:t>
       </w:r>
-      <w:hyperlink r:id="rId90">
-        <w:r>
-          <w:rPr>
-            <w:lang w:val="pt_PT" w:bidi="pt_PT"/>
-          </w:rPr>
-          <w:rPr>
-            <w:color w:val="0000EE"/>
-            <w:u w:val="single"/>
-          </w:rPr>
-          <w:t>1 Coríntios 8.1–13</w:t>
-        </w:r>
-      </w:hyperlink>
+      <w:r>
+        <w:rPr>
+          <w:lang w:val="pt_PT" w:bidi="pt_PT"/>
+        </w:rPr>
+        <w:t>1 Coríntios 8.1–13</w:t>
+      </w:r>
       <w:r>
         <w:rPr>
           <w:lang w:val="pt_PT" w:bidi="pt_PT"/>
@@ -2382,36 +1800,24 @@
         </w:rPr>
         <w:t>Paulo adota uma abordagem diferente para a tolerância quando as boas-novas (evangelho) estão em risco. Na carta aos Gálatas, por exemplo, Paulo confronta os falsos ensinamentos sobre as boas-novas, criticando fortemente os falsos mestres (</w:t>
       </w:r>
-      <w:hyperlink r:id="rId91">
-        <w:r>
-          <w:rPr>
-            <w:lang w:val="pt_PT" w:bidi="pt_PT"/>
-          </w:rPr>
-          <w:rPr>
-            <w:color w:val="0000EE"/>
-            <w:u w:val="single"/>
-          </w:rPr>
-          <w:t>Gálatas 1.6–9</w:t>
-        </w:r>
-      </w:hyperlink>
+      <w:r>
+        <w:rPr>
+          <w:lang w:val="pt_PT" w:bidi="pt_PT"/>
+        </w:rPr>
+        <w:t>Gálatas 1.6–9</w:t>
+      </w:r>
       <w:r>
         <w:rPr>
           <w:lang w:val="pt_PT" w:bidi="pt_PT"/>
         </w:rPr>
         <w:t>). Ele adverte os leitores de que aceitar falsos ensinamentos os separará de Cristo (</w:t>
       </w:r>
-      <w:hyperlink r:id="rId92">
-        <w:r>
-          <w:rPr>
-            <w:lang w:val="pt_PT" w:bidi="pt_PT"/>
-          </w:rPr>
-          <w:rPr>
-            <w:color w:val="0000EE"/>
-            <w:u w:val="single"/>
-          </w:rPr>
-          <w:t>Gálatas 5.4</w:t>
-        </w:r>
-      </w:hyperlink>
+      <w:r>
+        <w:rPr>
+          <w:lang w:val="pt_PT" w:bidi="pt_PT"/>
+        </w:rPr>
+        <w:t>Gálatas 5.4</w:t>
+      </w:r>
       <w:r>
         <w:rPr>
           <w:lang w:val="pt_PT" w:bidi="pt_PT"/>
@@ -2469,216 +1875,144 @@
           <w:lang w:val="pt_PT" w:bidi="pt_PT"/>
         </w:rPr>
       </w:r>
-      <w:hyperlink r:id="rId93">
-        <w:r>
-          <w:rPr>
-            <w:lang w:val="pt_PT" w:bidi="pt_PT"/>
-          </w:rPr>
-          <w:rPr>
-            <w:color w:val="0000EE"/>
-            <w:u w:val="single"/>
-          </w:rPr>
-          <w:t>Salmo 133.1–3</w:t>
-        </w:r>
-      </w:hyperlink>
-      <w:r>
-        <w:rPr>
-          <w:lang w:val="pt_PT" w:bidi="pt_PT"/>
-        </w:rPr>
-        <w:t xml:space="preserve">; </w:t>
-      </w:r>
-      <w:hyperlink r:id="rId94">
-        <w:r>
-          <w:rPr>
-            <w:lang w:val="pt_PT" w:bidi="pt_PT"/>
-          </w:rPr>
-          <w:rPr>
-            <w:color w:val="0000EE"/>
-            <w:u w:val="single"/>
-          </w:rPr>
-          <w:t>Romanos 12.9–21</w:t>
-        </w:r>
-      </w:hyperlink>
-      <w:r>
-        <w:rPr>
-          <w:lang w:val="pt_PT" w:bidi="pt_PT"/>
-        </w:rPr>
-        <w:t xml:space="preserve">; </w:t>
-      </w:r>
-      <w:hyperlink r:id="rId95">
-        <w:r>
-          <w:rPr>
-            <w:lang w:val="pt_PT" w:bidi="pt_PT"/>
-          </w:rPr>
-          <w:rPr>
-            <w:color w:val="0000EE"/>
-            <w:u w:val="single"/>
-          </w:rPr>
-          <w:t>14.1–15.13</w:t>
-        </w:r>
-      </w:hyperlink>
-      <w:r>
-        <w:rPr>
-          <w:lang w:val="pt_PT" w:bidi="pt_PT"/>
-        </w:rPr>
-        <w:t xml:space="preserve">; </w:t>
-      </w:r>
-      <w:hyperlink r:id="rId96">
-        <w:r>
-          <w:rPr>
-            <w:lang w:val="pt_PT" w:bidi="pt_PT"/>
-          </w:rPr>
-          <w:rPr>
-            <w:color w:val="0000EE"/>
-            <w:u w:val="single"/>
-          </w:rPr>
-          <w:t>1 Coríntios 1.10</w:t>
-        </w:r>
-      </w:hyperlink>
-      <w:r>
-        <w:rPr>
-          <w:lang w:val="pt_PT" w:bidi="pt_PT"/>
-        </w:rPr>
-        <w:t xml:space="preserve">; </w:t>
-      </w:r>
-      <w:hyperlink r:id="rId97">
-        <w:r>
-          <w:rPr>
-            <w:lang w:val="pt_PT" w:bidi="pt_PT"/>
-          </w:rPr>
-          <w:rPr>
-            <w:color w:val="0000EE"/>
-            <w:u w:val="single"/>
-          </w:rPr>
-          <w:t>6.1–20</w:t>
-        </w:r>
-      </w:hyperlink>
-      <w:r>
-        <w:rPr>
-          <w:lang w:val="pt_PT" w:bidi="pt_PT"/>
-        </w:rPr>
-        <w:t xml:space="preserve">; </w:t>
-      </w:r>
-      <w:hyperlink r:id="rId90">
-        <w:r>
-          <w:rPr>
-            <w:lang w:val="pt_PT" w:bidi="pt_PT"/>
-          </w:rPr>
-          <w:rPr>
-            <w:color w:val="0000EE"/>
-            <w:u w:val="single"/>
-          </w:rPr>
-          <w:t>8.1–13</w:t>
-        </w:r>
-      </w:hyperlink>
-      <w:r>
-        <w:rPr>
-          <w:lang w:val="pt_PT" w:bidi="pt_PT"/>
-        </w:rPr>
-        <w:t xml:space="preserve">; </w:t>
-      </w:r>
-      <w:hyperlink r:id="rId98">
-        <w:r>
-          <w:rPr>
-            <w:lang w:val="pt_PT" w:bidi="pt_PT"/>
-          </w:rPr>
-          <w:rPr>
-            <w:color w:val="0000EE"/>
-            <w:u w:val="single"/>
-          </w:rPr>
-          <w:t>10.1–11.1</w:t>
-        </w:r>
-      </w:hyperlink>
-      <w:r>
-        <w:rPr>
-          <w:lang w:val="pt_PT" w:bidi="pt_PT"/>
-        </w:rPr>
-        <w:t xml:space="preserve">; </w:t>
-      </w:r>
-      <w:hyperlink r:id="rId99">
-        <w:r>
-          <w:rPr>
-            <w:lang w:val="pt_PT" w:bidi="pt_PT"/>
-          </w:rPr>
-          <w:rPr>
-            <w:color w:val="0000EE"/>
-            <w:u w:val="single"/>
-          </w:rPr>
-          <w:t>12.12–27</w:t>
-        </w:r>
-      </w:hyperlink>
-      <w:r>
-        <w:rPr>
-          <w:lang w:val="pt_PT" w:bidi="pt_PT"/>
-        </w:rPr>
-        <w:t xml:space="preserve">; </w:t>
-      </w:r>
-      <w:hyperlink r:id="rId100">
-        <w:r>
-          <w:rPr>
-            <w:lang w:val="pt_PT" w:bidi="pt_PT"/>
-          </w:rPr>
-          <w:rPr>
-            <w:color w:val="0000EE"/>
-            <w:u w:val="single"/>
-          </w:rPr>
-          <w:t>13.1–8</w:t>
-        </w:r>
-      </w:hyperlink>
-      <w:r>
-        <w:rPr>
-          <w:lang w:val="pt_PT" w:bidi="pt_PT"/>
-        </w:rPr>
-        <w:t xml:space="preserve">; </w:t>
-      </w:r>
-      <w:hyperlink r:id="rId101">
-        <w:r>
-          <w:rPr>
-            <w:lang w:val="pt_PT" w:bidi="pt_PT"/>
-          </w:rPr>
-          <w:rPr>
-            <w:color w:val="0000EE"/>
-            <w:u w:val="single"/>
-          </w:rPr>
-          <w:t>2 Coríntios 6.14–7.1</w:t>
-        </w:r>
-      </w:hyperlink>
-      <w:r>
-        <w:rPr>
-          <w:lang w:val="pt_PT" w:bidi="pt_PT"/>
-        </w:rPr>
-        <w:t xml:space="preserve">; </w:t>
-      </w:r>
-      <w:hyperlink r:id="rId102">
-        <w:r>
-          <w:rPr>
-            <w:lang w:val="pt_PT" w:bidi="pt_PT"/>
-          </w:rPr>
-          <w:rPr>
-            <w:color w:val="0000EE"/>
-            <w:u w:val="single"/>
-          </w:rPr>
-          <w:t>Colossenses 3.12–15</w:t>
-        </w:r>
-      </w:hyperlink>
-      <w:r>
-        <w:rPr>
-          <w:lang w:val="pt_PT" w:bidi="pt_PT"/>
-        </w:rPr>
-        <w:t xml:space="preserve">; </w:t>
-      </w:r>
-      <w:hyperlink r:id="rId103">
-        <w:r>
-          <w:rPr>
-            <w:lang w:val="pt_PT" w:bidi="pt_PT"/>
-          </w:rPr>
-          <w:rPr>
-            <w:color w:val="0000EE"/>
-            <w:u w:val="single"/>
-          </w:rPr>
-          <w:t>2 Timóteo 2.23–26</w:t>
-        </w:r>
-      </w:hyperlink>
+      <w:r>
+        <w:rPr>
+          <w:lang w:val="pt_PT" w:bidi="pt_PT"/>
+        </w:rPr>
+        <w:t>Salmo 133.1–3</w:t>
+      </w:r>
+      <w:r>
+        <w:rPr>
+          <w:lang w:val="pt_PT" w:bidi="pt_PT"/>
+        </w:rPr>
+        <w:t xml:space="preserve">; </w:t>
+      </w:r>
+      <w:r>
+        <w:rPr>
+          <w:lang w:val="pt_PT" w:bidi="pt_PT"/>
+        </w:rPr>
+        <w:t>Romanos 12.9–21</w:t>
+      </w:r>
+      <w:r>
+        <w:rPr>
+          <w:lang w:val="pt_PT" w:bidi="pt_PT"/>
+        </w:rPr>
+        <w:t xml:space="preserve">; </w:t>
+      </w:r>
+      <w:r>
+        <w:rPr>
+          <w:lang w:val="pt_PT" w:bidi="pt_PT"/>
+        </w:rPr>
+        <w:t>14.1–15.13</w:t>
+      </w:r>
+      <w:r>
+        <w:rPr>
+          <w:lang w:val="pt_PT" w:bidi="pt_PT"/>
+        </w:rPr>
+        <w:t xml:space="preserve">; </w:t>
+      </w:r>
+      <w:r>
+        <w:rPr>
+          <w:lang w:val="pt_PT" w:bidi="pt_PT"/>
+        </w:rPr>
+        <w:t>1 Coríntios 1.10</w:t>
+      </w:r>
+      <w:r>
+        <w:rPr>
+          <w:lang w:val="pt_PT" w:bidi="pt_PT"/>
+        </w:rPr>
+        <w:t xml:space="preserve">; </w:t>
+      </w:r>
+      <w:r>
+        <w:rPr>
+          <w:lang w:val="pt_PT" w:bidi="pt_PT"/>
+        </w:rPr>
+        <w:t>6.1–20</w:t>
+      </w:r>
+      <w:r>
+        <w:rPr>
+          <w:lang w:val="pt_PT" w:bidi="pt_PT"/>
+        </w:rPr>
+        <w:t xml:space="preserve">; </w:t>
+      </w:r>
+      <w:r>
+        <w:rPr>
+          <w:lang w:val="pt_PT" w:bidi="pt_PT"/>
+        </w:rPr>
+        <w:t>8.1–13</w:t>
+      </w:r>
+      <w:r>
+        <w:rPr>
+          <w:lang w:val="pt_PT" w:bidi="pt_PT"/>
+        </w:rPr>
+        <w:t xml:space="preserve">; </w:t>
+      </w:r>
+      <w:r>
+        <w:rPr>
+          <w:lang w:val="pt_PT" w:bidi="pt_PT"/>
+        </w:rPr>
+        <w:t>10.1–11.1</w:t>
+      </w:r>
+      <w:r>
+        <w:rPr>
+          <w:lang w:val="pt_PT" w:bidi="pt_PT"/>
+        </w:rPr>
+        <w:t xml:space="preserve">; </w:t>
+      </w:r>
+      <w:r>
+        <w:rPr>
+          <w:lang w:val="pt_PT" w:bidi="pt_PT"/>
+        </w:rPr>
+        <w:t>12.12–27</w:t>
+      </w:r>
+      <w:r>
+        <w:rPr>
+          <w:lang w:val="pt_PT" w:bidi="pt_PT"/>
+        </w:rPr>
+        <w:t xml:space="preserve">; </w:t>
+      </w:r>
+      <w:r>
+        <w:rPr>
+          <w:lang w:val="pt_PT" w:bidi="pt_PT"/>
+        </w:rPr>
+        <w:t>13.1–8</w:t>
+      </w:r>
+      <w:r>
+        <w:rPr>
+          <w:lang w:val="pt_PT" w:bidi="pt_PT"/>
+        </w:rPr>
+        <w:t xml:space="preserve">; </w:t>
+      </w:r>
+      <w:r>
+        <w:rPr>
+          <w:lang w:val="pt_PT" w:bidi="pt_PT"/>
+        </w:rPr>
+        <w:t>2 Coríntios 6.14–7.1</w:t>
+      </w:r>
+      <w:r>
+        <w:rPr>
+          <w:lang w:val="pt_PT" w:bidi="pt_PT"/>
+        </w:rPr>
+        <w:t xml:space="preserve">; </w:t>
+      </w:r>
+      <w:r>
+        <w:rPr>
+          <w:lang w:val="pt_PT" w:bidi="pt_PT"/>
+        </w:rPr>
+        <w:t>Colossenses 3.12–15</w:t>
+      </w:r>
+      <w:r>
+        <w:rPr>
+          <w:lang w:val="pt_PT" w:bidi="pt_PT"/>
+        </w:rPr>
+        <w:t xml:space="preserve">; </w:t>
+      </w:r>
+      <w:r>
+        <w:rPr>
+          <w:lang w:val="pt_PT" w:bidi="pt_PT"/>
+        </w:rPr>
+        <w:t>2 Timóteo 2.23–26</w:t>
+      </w:r>
       <w:r>
         <w:rPr>
           <w:lang w:val="pt_PT" w:bidi="pt_PT"/>
@@ -2741,72 +2075,48 @@
         </w:rPr>
         <w:t>Alguns tessalonicenses se recusaram a trabalhar. Paulo abordou esses cristãos preguiçosos em sua primeira carta, mas eles não mudaram (</w:t>
       </w:r>
-      <w:hyperlink r:id="rId104">
-        <w:r>
-          <w:rPr>
-            <w:lang w:val="pt_PT" w:bidi="pt_PT"/>
-          </w:rPr>
-          <w:rPr>
-            <w:color w:val="0000EE"/>
-            <w:u w:val="single"/>
-          </w:rPr>
-          <w:t>1 Tessalonicenses 4.11–12</w:t>
-        </w:r>
-      </w:hyperlink>
-      <w:r>
-        <w:rPr>
-          <w:lang w:val="pt_PT" w:bidi="pt_PT"/>
-        </w:rPr>
-        <w:t xml:space="preserve">; </w:t>
-      </w:r>
-      <w:hyperlink r:id="rId105">
-        <w:r>
-          <w:rPr>
-            <w:lang w:val="pt_PT" w:bidi="pt_PT"/>
-          </w:rPr>
-          <w:rPr>
-            <w:color w:val="0000EE"/>
-            <w:u w:val="single"/>
-          </w:rPr>
-          <w:t>5.14</w:t>
-        </w:r>
-      </w:hyperlink>
+      <w:r>
+        <w:rPr>
+          <w:lang w:val="pt_PT" w:bidi="pt_PT"/>
+        </w:rPr>
+        <w:t>1 Tessalonicenses 4.11–12</w:t>
+      </w:r>
+      <w:r>
+        <w:rPr>
+          <w:lang w:val="pt_PT" w:bidi="pt_PT"/>
+        </w:rPr>
+        <w:t xml:space="preserve">; </w:t>
+      </w:r>
+      <w:r>
+        <w:rPr>
+          <w:lang w:val="pt_PT" w:bidi="pt_PT"/>
+        </w:rPr>
+        <w:t>5.14</w:t>
+      </w:r>
       <w:r>
         <w:rPr>
           <w:lang w:val="pt_PT" w:bidi="pt_PT"/>
         </w:rPr>
         <w:t>). Por que eles se recusaram a trabalhar? Eles podem ter esperado que o Senhor retornasse em breve, então pararam de trabalhar. No entanto, os ensinamentos de Paulo sobre o retorno do Senhor nunca se opõem à sua instrução básica sobre a importância do trabalho (</w:t>
       </w:r>
-      <w:hyperlink r:id="rId106">
-        <w:r>
-          <w:rPr>
-            <w:lang w:val="pt_PT" w:bidi="pt_PT"/>
-          </w:rPr>
-          <w:rPr>
-            <w:color w:val="0000EE"/>
-            <w:u w:val="single"/>
-          </w:rPr>
-          <w:t>2 Tessalonicenses 3.6</w:t>
-        </w:r>
-      </w:hyperlink>
+      <w:r>
+        <w:rPr>
+          <w:lang w:val="pt_PT" w:bidi="pt_PT"/>
+        </w:rPr>
+        <w:t>2 Tessalonicenses 3.6</w:t>
+      </w:r>
       <w:r>
         <w:rPr>
           <w:lang w:val="pt_PT" w:bidi="pt_PT"/>
         </w:rPr>
         <w:t>,</w:t>
       </w:r>
-      <w:hyperlink r:id="rId107">
-        <w:r>
-          <w:rPr>
-            <w:lang w:val="pt_PT" w:bidi="pt_PT"/>
-          </w:rPr>
-          <w:rPr>
-            <w:color w:val="0000EE"/>
-            <w:u w:val="single"/>
-          </w:rPr>
-          <w:t>10</w:t>
-        </w:r>
-      </w:hyperlink>
+      <w:r>
+        <w:rPr>
+          <w:lang w:val="pt_PT" w:bidi="pt_PT"/>
+        </w:rPr>
+        <w:t>10</w:t>
+      </w:r>
       <w:r>
         <w:rPr>
           <w:lang w:val="pt_PT" w:bidi="pt_PT"/>
@@ -2841,126 +2151,84 @@
         </w:rPr>
         <w:t>Paulo deu um exemplo para os tessalonicenses. Enquanto estava com eles, ele se sustentou financeiramente (</w:t>
       </w:r>
-      <w:hyperlink r:id="rId108">
-        <w:r>
-          <w:rPr>
-            <w:lang w:val="pt_PT" w:bidi="pt_PT"/>
-          </w:rPr>
-          <w:rPr>
-            <w:color w:val="0000EE"/>
-            <w:u w:val="single"/>
-          </w:rPr>
-          <w:t>1 Tessalonicenses 2.9</w:t>
-        </w:r>
-      </w:hyperlink>
-      <w:r>
-        <w:rPr>
-          <w:lang w:val="pt_PT" w:bidi="pt_PT"/>
-        </w:rPr>
-        <w:t xml:space="preserve">; </w:t>
-      </w:r>
-      <w:hyperlink r:id="rId109">
-        <w:r>
-          <w:rPr>
-            <w:lang w:val="pt_PT" w:bidi="pt_PT"/>
-          </w:rPr>
-          <w:rPr>
-            <w:color w:val="0000EE"/>
-            <w:u w:val="single"/>
-          </w:rPr>
-          <w:t>2 Tessalonicenses 3.7–9</w:t>
-        </w:r>
-      </w:hyperlink>
+      <w:r>
+        <w:rPr>
+          <w:lang w:val="pt_PT" w:bidi="pt_PT"/>
+        </w:rPr>
+        <w:t>1 Tessalonicenses 2.9</w:t>
+      </w:r>
+      <w:r>
+        <w:rPr>
+          <w:lang w:val="pt_PT" w:bidi="pt_PT"/>
+        </w:rPr>
+        <w:t xml:space="preserve">; </w:t>
+      </w:r>
+      <w:r>
+        <w:rPr>
+          <w:lang w:val="pt_PT" w:bidi="pt_PT"/>
+        </w:rPr>
+        <w:t>2 Tessalonicenses 3.7–9</w:t>
+      </w:r>
       <w:r>
         <w:rPr>
           <w:lang w:val="pt_PT" w:bidi="pt_PT"/>
         </w:rPr>
         <w:t xml:space="preserve">). Paulo seguiu o ensinamento de Jesus de que “o trabalhador tem o direito de receber o que precisa para viver” (veja </w:t>
       </w:r>
-      <w:hyperlink r:id="rId110">
-        <w:r>
-          <w:rPr>
-            <w:lang w:val="pt_PT" w:bidi="pt_PT"/>
-          </w:rPr>
-          <w:rPr>
-            <w:color w:val="0000EE"/>
-            <w:u w:val="single"/>
-          </w:rPr>
-          <w:t>Mateus 10.10</w:t>
-        </w:r>
-      </w:hyperlink>
-      <w:r>
-        <w:rPr>
-          <w:lang w:val="pt_PT" w:bidi="pt_PT"/>
-        </w:rPr>
-        <w:t xml:space="preserve">; </w:t>
-      </w:r>
-      <w:hyperlink r:id="rId111">
-        <w:r>
-          <w:rPr>
-            <w:lang w:val="pt_PT" w:bidi="pt_PT"/>
-          </w:rPr>
-          <w:rPr>
-            <w:color w:val="0000EE"/>
-            <w:u w:val="single"/>
-          </w:rPr>
-          <w:t>1 Coríntios 9.13–16</w:t>
-        </w:r>
-      </w:hyperlink>
+      <w:r>
+        <w:rPr>
+          <w:lang w:val="pt_PT" w:bidi="pt_PT"/>
+        </w:rPr>
+        <w:t>Mateus 10.10</w:t>
+      </w:r>
+      <w:r>
+        <w:rPr>
+          <w:lang w:val="pt_PT" w:bidi="pt_PT"/>
+        </w:rPr>
+        <w:t xml:space="preserve">; </w:t>
+      </w:r>
+      <w:r>
+        <w:rPr>
+          <w:lang w:val="pt_PT" w:bidi="pt_PT"/>
+        </w:rPr>
+        <w:t>1 Coríntios 9.13–16</w:t>
+      </w:r>
       <w:r>
         <w:rPr>
           <w:lang w:val="pt_PT" w:bidi="pt_PT"/>
         </w:rPr>
         <w:t xml:space="preserve">). Mas ele não aceitou apoio dos tessalonicenses (embora tenha aceitado ofertas dos filipenses, </w:t>
       </w:r>
-      <w:hyperlink r:id="rId112">
-        <w:r>
-          <w:rPr>
-            <w:lang w:val="pt_PT" w:bidi="pt_PT"/>
-          </w:rPr>
-          <w:rPr>
-            <w:color w:val="0000EE"/>
-            <w:u w:val="single"/>
-          </w:rPr>
-          <w:t>Filipenses 4.15–16</w:t>
-        </w:r>
-      </w:hyperlink>
+      <w:r>
+        <w:rPr>
+          <w:lang w:val="pt_PT" w:bidi="pt_PT"/>
+        </w:rPr>
+        <w:t>Filipenses 4.15–16</w:t>
+      </w:r>
       <w:r>
         <w:rPr>
           <w:lang w:val="pt_PT" w:bidi="pt_PT"/>
         </w:rPr>
         <w:t>). Paulo queria que os tessalonicenses soubessem que ele não veio até eles usando "palavras bonitas" para conseguir dinheiro (</w:t>
       </w:r>
-      <w:hyperlink r:id="rId113">
-        <w:r>
-          <w:rPr>
-            <w:lang w:val="pt_PT" w:bidi="pt_PT"/>
-          </w:rPr>
-          <w:rPr>
-            <w:color w:val="0000EE"/>
-            <w:u w:val="single"/>
-          </w:rPr>
-          <w:t>1 Tessalonicenses 2.5</w:t>
-        </w:r>
-      </w:hyperlink>
+      <w:r>
+        <w:rPr>
+          <w:lang w:val="pt_PT" w:bidi="pt_PT"/>
+        </w:rPr>
+        <w:t>1 Tessalonicenses 2.5</w:t>
+      </w:r>
       <w:r>
         <w:rPr>
           <w:lang w:val="pt_PT" w:bidi="pt_PT"/>
         </w:rPr>
         <w:t>,</w:t>
       </w:r>
-      <w:hyperlink r:id="rId108">
-        <w:r>
-          <w:rPr>
-            <w:lang w:val="pt_PT" w:bidi="pt_PT"/>
-          </w:rPr>
-          <w:rPr>
-            <w:color w:val="0000EE"/>
-            <w:u w:val="single"/>
-          </w:rPr>
-          <w:t>9</w:t>
-        </w:r>
-      </w:hyperlink>
+      <w:r>
+        <w:rPr>
+          <w:lang w:val="pt_PT" w:bidi="pt_PT"/>
+        </w:rPr>
+        <w:t>9</w:t>
+      </w:r>
       <w:r>
         <w:rPr>
           <w:lang w:val="pt_PT" w:bidi="pt_PT"/>
@@ -2990,144 +2258,96 @@
           <w:lang w:val="pt_PT" w:bidi="pt_PT"/>
         </w:rPr>
       </w:r>
-      <w:hyperlink r:id="rId110">
-        <w:r>
-          <w:rPr>
-            <w:lang w:val="pt_PT" w:bidi="pt_PT"/>
-          </w:rPr>
-          <w:rPr>
-            <w:color w:val="0000EE"/>
-            <w:u w:val="single"/>
-          </w:rPr>
-          <w:t>Mateus 10.10</w:t>
-        </w:r>
-      </w:hyperlink>
-      <w:r>
-        <w:rPr>
-          <w:lang w:val="pt_PT" w:bidi="pt_PT"/>
-        </w:rPr>
-        <w:t xml:space="preserve">; </w:t>
-      </w:r>
-      <w:hyperlink r:id="rId111">
-        <w:r>
-          <w:rPr>
-            <w:lang w:val="pt_PT" w:bidi="pt_PT"/>
-          </w:rPr>
-          <w:rPr>
-            <w:color w:val="0000EE"/>
-            <w:u w:val="single"/>
-          </w:rPr>
-          <w:t>1 Coríntios 9.13–16</w:t>
-        </w:r>
-      </w:hyperlink>
-      <w:r>
-        <w:rPr>
-          <w:lang w:val="pt_PT" w:bidi="pt_PT"/>
-        </w:rPr>
-        <w:t xml:space="preserve">; </w:t>
-      </w:r>
-      <w:hyperlink r:id="rId112">
-        <w:r>
-          <w:rPr>
-            <w:lang w:val="pt_PT" w:bidi="pt_PT"/>
-          </w:rPr>
-          <w:rPr>
-            <w:color w:val="0000EE"/>
-            <w:u w:val="single"/>
-          </w:rPr>
-          <w:t>Filipenses 4.15–16</w:t>
-        </w:r>
-      </w:hyperlink>
-      <w:r>
-        <w:rPr>
-          <w:lang w:val="pt_PT" w:bidi="pt_PT"/>
-        </w:rPr>
-        <w:t xml:space="preserve">; </w:t>
-      </w:r>
-      <w:hyperlink r:id="rId113">
-        <w:r>
-          <w:rPr>
-            <w:lang w:val="pt_PT" w:bidi="pt_PT"/>
-          </w:rPr>
-          <w:rPr>
-            <w:color w:val="0000EE"/>
-            <w:u w:val="single"/>
-          </w:rPr>
-          <w:t>1 Tessalonicenses 2.5</w:t>
-        </w:r>
-      </w:hyperlink>
+      <w:r>
+        <w:rPr>
+          <w:lang w:val="pt_PT" w:bidi="pt_PT"/>
+        </w:rPr>
+        <w:t>Mateus 10.10</w:t>
+      </w:r>
+      <w:r>
+        <w:rPr>
+          <w:lang w:val="pt_PT" w:bidi="pt_PT"/>
+        </w:rPr>
+        <w:t xml:space="preserve">; </w:t>
+      </w:r>
+      <w:r>
+        <w:rPr>
+          <w:lang w:val="pt_PT" w:bidi="pt_PT"/>
+        </w:rPr>
+        <w:t>1 Coríntios 9.13–16</w:t>
+      </w:r>
+      <w:r>
+        <w:rPr>
+          <w:lang w:val="pt_PT" w:bidi="pt_PT"/>
+        </w:rPr>
+        <w:t xml:space="preserve">; </w:t>
+      </w:r>
+      <w:r>
+        <w:rPr>
+          <w:lang w:val="pt_PT" w:bidi="pt_PT"/>
+        </w:rPr>
+        <w:t>Filipenses 4.15–16</w:t>
+      </w:r>
+      <w:r>
+        <w:rPr>
+          <w:lang w:val="pt_PT" w:bidi="pt_PT"/>
+        </w:rPr>
+        <w:t xml:space="preserve">; </w:t>
+      </w:r>
+      <w:r>
+        <w:rPr>
+          <w:lang w:val="pt_PT" w:bidi="pt_PT"/>
+        </w:rPr>
+        <w:t>1 Tessalonicenses 2.5</w:t>
+      </w:r>
       <w:r>
         <w:rPr>
           <w:lang w:val="pt_PT" w:bidi="pt_PT"/>
         </w:rPr>
         <w:t>,</w:t>
       </w:r>
-      <w:hyperlink r:id="rId108">
-        <w:r>
-          <w:rPr>
-            <w:lang w:val="pt_PT" w:bidi="pt_PT"/>
-          </w:rPr>
-          <w:rPr>
-            <w:color w:val="0000EE"/>
-            <w:u w:val="single"/>
-          </w:rPr>
-          <w:t>9</w:t>
-        </w:r>
-      </w:hyperlink>
-      <w:r>
-        <w:rPr>
-          <w:lang w:val="pt_PT" w:bidi="pt_PT"/>
-        </w:rPr>
-        <w:t xml:space="preserve">; </w:t>
-      </w:r>
-      <w:hyperlink r:id="rId104">
-        <w:r>
-          <w:rPr>
-            <w:lang w:val="pt_PT" w:bidi="pt_PT"/>
-          </w:rPr>
-          <w:rPr>
-            <w:color w:val="0000EE"/>
-            <w:u w:val="single"/>
-          </w:rPr>
-          <w:t>4.11–12</w:t>
-        </w:r>
-      </w:hyperlink>
-      <w:r>
-        <w:rPr>
-          <w:lang w:val="pt_PT" w:bidi="pt_PT"/>
-        </w:rPr>
-        <w:t xml:space="preserve">; </w:t>
-      </w:r>
-      <w:hyperlink r:id="rId105">
-        <w:r>
-          <w:rPr>
-            <w:lang w:val="pt_PT" w:bidi="pt_PT"/>
-          </w:rPr>
-          <w:rPr>
-            <w:color w:val="0000EE"/>
-            <w:u w:val="single"/>
-          </w:rPr>
-          <w:t>5.14</w:t>
-        </w:r>
-      </w:hyperlink>
-      <w:r>
-        <w:rPr>
-          <w:lang w:val="pt_PT" w:bidi="pt_PT"/>
-        </w:rPr>
-        <w:t xml:space="preserve">; </w:t>
-      </w:r>
-      <w:hyperlink r:id="rId114">
-        <w:r>
-          <w:rPr>
-            <w:lang w:val="pt_PT" w:bidi="pt_PT"/>
-          </w:rPr>
-          <w:rPr>
-            <w:color w:val="0000EE"/>
-            <w:u w:val="single"/>
-          </w:rPr>
-          <w:t>2 Tessalonicenses 3.6–10</w:t>
-        </w:r>
-      </w:hyperlink>
+      <w:r>
+        <w:rPr>
+          <w:lang w:val="pt_PT" w:bidi="pt_PT"/>
+        </w:rPr>
+        <w:t>9</w:t>
+      </w:r>
+      <w:r>
+        <w:rPr>
+          <w:lang w:val="pt_PT" w:bidi="pt_PT"/>
+        </w:rPr>
+        <w:t xml:space="preserve">; </w:t>
+      </w:r>
+      <w:r>
+        <w:rPr>
+          <w:lang w:val="pt_PT" w:bidi="pt_PT"/>
+        </w:rPr>
+        <w:t>4.11–12</w:t>
+      </w:r>
+      <w:r>
+        <w:rPr>
+          <w:lang w:val="pt_PT" w:bidi="pt_PT"/>
+        </w:rPr>
+        <w:t xml:space="preserve">; </w:t>
+      </w:r>
+      <w:r>
+        <w:rPr>
+          <w:lang w:val="pt_PT" w:bidi="pt_PT"/>
+        </w:rPr>
+        <w:t>5.14</w:t>
+      </w:r>
+      <w:r>
+        <w:rPr>
+          <w:lang w:val="pt_PT" w:bidi="pt_PT"/>
+        </w:rPr>
+        <w:t xml:space="preserve">; </w:t>
+      </w:r>
+      <w:r>
+        <w:rPr>
+          <w:lang w:val="pt_PT" w:bidi="pt_PT"/>
+        </w:rPr>
+        <w:t>2 Tessalonicenses 3.6–10</w:t>
+      </w:r>
       <w:r>
         <w:rPr>
           <w:lang w:val="pt_PT" w:bidi="pt_PT"/>
@@ -3229,54 +2449,36 @@
         </w:rPr>
         <w:t xml:space="preserve"> aparece setenta e oito vezes no Antigo Testamento, mas apenas três vezes refere-se claramente ao sentido físico (</w:t>
       </w:r>
-      <w:hyperlink r:id="rId115">
-        <w:r>
-          <w:rPr>
-            <w:lang w:val="pt_PT" w:bidi="pt_PT"/>
-          </w:rPr>
-          <w:rPr>
-            <w:color w:val="0000EE"/>
-            <w:u w:val="single"/>
-          </w:rPr>
-          <w:t>Salmo 62.9</w:t>
-        </w:r>
-      </w:hyperlink>
-      <w:r>
-        <w:rPr>
-          <w:lang w:val="pt_PT" w:bidi="pt_PT"/>
-        </w:rPr>
-        <w:t xml:space="preserve">; </w:t>
-      </w:r>
-      <w:hyperlink r:id="rId116">
-        <w:r>
-          <w:rPr>
-            <w:lang w:val="pt_PT" w:bidi="pt_PT"/>
-          </w:rPr>
-          <w:rPr>
-            <w:color w:val="0000EE"/>
-            <w:u w:val="single"/>
-          </w:rPr>
-          <w:t>Provérbios 21.6</w:t>
-        </w:r>
-      </w:hyperlink>
-      <w:r>
-        <w:rPr>
-          <w:lang w:val="pt_PT" w:bidi="pt_PT"/>
-        </w:rPr>
-        <w:t xml:space="preserve">; </w:t>
-      </w:r>
-      <w:hyperlink r:id="rId117">
-        <w:r>
-          <w:rPr>
-            <w:lang w:val="pt_PT" w:bidi="pt_PT"/>
-          </w:rPr>
-          <w:rPr>
-            <w:color w:val="0000EE"/>
-            <w:u w:val="single"/>
-          </w:rPr>
-          <w:t>Isaías 57.13</w:t>
-        </w:r>
-      </w:hyperlink>
+      <w:r>
+        <w:rPr>
+          <w:lang w:val="pt_PT" w:bidi="pt_PT"/>
+        </w:rPr>
+        <w:t>Salmo 62.9</w:t>
+      </w:r>
+      <w:r>
+        <w:rPr>
+          <w:lang w:val="pt_PT" w:bidi="pt_PT"/>
+        </w:rPr>
+        <w:t xml:space="preserve">; </w:t>
+      </w:r>
+      <w:r>
+        <w:rPr>
+          <w:lang w:val="pt_PT" w:bidi="pt_PT"/>
+        </w:rPr>
+        <w:t>Provérbios 21.6</w:t>
+      </w:r>
+      <w:r>
+        <w:rPr>
+          <w:lang w:val="pt_PT" w:bidi="pt_PT"/>
+        </w:rPr>
+        <w:t xml:space="preserve">; </w:t>
+      </w:r>
+      <w:r>
+        <w:rPr>
+          <w:lang w:val="pt_PT" w:bidi="pt_PT"/>
+        </w:rPr>
+        <w:t>Isaías 57.13</w:t>
+      </w:r>
       <w:r>
         <w:rPr>
           <w:lang w:val="pt_PT" w:bidi="pt_PT"/>
@@ -3297,36 +2499,24 @@
         </w:rPr>
         <w:t>O termo frequentemente descreve a falta de substância, realidade e valor dos falsos deuses (</w:t>
       </w:r>
-      <w:hyperlink r:id="rId118">
-        <w:r>
-          <w:rPr>
-            <w:lang w:val="pt_PT" w:bidi="pt_PT"/>
-          </w:rPr>
-          <w:rPr>
-            <w:color w:val="0000EE"/>
-            <w:u w:val="single"/>
-          </w:rPr>
-          <w:t>Deuteronômio 32.21</w:t>
-        </w:r>
-      </w:hyperlink>
-      <w:r>
-        <w:rPr>
-          <w:lang w:val="pt_PT" w:bidi="pt_PT"/>
-        </w:rPr>
-        <w:t xml:space="preserve">; </w:t>
-      </w:r>
-      <w:hyperlink r:id="rId119">
-        <w:r>
-          <w:rPr>
-            <w:lang w:val="pt_PT" w:bidi="pt_PT"/>
-          </w:rPr>
-          <w:rPr>
-            <w:color w:val="0000EE"/>
-            <w:u w:val="single"/>
-          </w:rPr>
-          <w:t>2 Reis 17.15</w:t>
-        </w:r>
-      </w:hyperlink>
+      <w:r>
+        <w:rPr>
+          <w:lang w:val="pt_PT" w:bidi="pt_PT"/>
+        </w:rPr>
+        <w:t>Deuteronômio 32.21</w:t>
+      </w:r>
+      <w:r>
+        <w:rPr>
+          <w:lang w:val="pt_PT" w:bidi="pt_PT"/>
+        </w:rPr>
+        <w:t xml:space="preserve">; </w:t>
+      </w:r>
+      <w:r>
+        <w:rPr>
+          <w:lang w:val="pt_PT" w:bidi="pt_PT"/>
+        </w:rPr>
+        <w:t>2 Reis 17.15</w:t>
+      </w:r>
       <w:r>
         <w:rPr>
           <w:lang w:val="pt_PT" w:bidi="pt_PT"/>
@@ -3359,90 +2549,60 @@
         </w:rPr>
         <w:t xml:space="preserve"> representa como a vida é curta e momentânea, como vapor (</w:t>
       </w:r>
-      <w:hyperlink r:id="rId120">
-        <w:r>
-          <w:rPr>
-            <w:lang w:val="pt_PT" w:bidi="pt_PT"/>
-          </w:rPr>
-          <w:rPr>
-            <w:color w:val="0000EE"/>
-            <w:u w:val="single"/>
-          </w:rPr>
-          <w:t>Jó 7.16</w:t>
-        </w:r>
-      </w:hyperlink>
-      <w:r>
-        <w:rPr>
-          <w:lang w:val="pt_PT" w:bidi="pt_PT"/>
-        </w:rPr>
-        <w:t xml:space="preserve">; </w:t>
-      </w:r>
-      <w:hyperlink r:id="rId121">
-        <w:r>
-          <w:rPr>
-            <w:lang w:val="pt_PT" w:bidi="pt_PT"/>
-          </w:rPr>
-          <w:rPr>
-            <w:color w:val="0000EE"/>
-            <w:u w:val="single"/>
-          </w:rPr>
-          <w:t>Salmo 144.4</w:t>
-        </w:r>
-      </w:hyperlink>
+      <w:r>
+        <w:rPr>
+          <w:lang w:val="pt_PT" w:bidi="pt_PT"/>
+        </w:rPr>
+        <w:t>Jó 7.16</w:t>
+      </w:r>
+      <w:r>
+        <w:rPr>
+          <w:lang w:val="pt_PT" w:bidi="pt_PT"/>
+        </w:rPr>
+        <w:t xml:space="preserve">; </w:t>
+      </w:r>
+      <w:r>
+        <w:rPr>
+          <w:lang w:val="pt_PT" w:bidi="pt_PT"/>
+        </w:rPr>
+        <w:t>Salmo 144.4</w:t>
+      </w:r>
       <w:r>
         <w:rPr>
           <w:lang w:val="pt_PT" w:bidi="pt_PT"/>
         </w:rPr>
         <w:t>). Em outros casos, refere-se a como a vida pode ser sem sentido e frustrante (</w:t>
       </w:r>
-      <w:hyperlink r:id="rId122">
-        <w:r>
-          <w:rPr>
-            <w:lang w:val="pt_PT" w:bidi="pt_PT"/>
-          </w:rPr>
-          <w:rPr>
-            <w:color w:val="0000EE"/>
-            <w:u w:val="single"/>
-          </w:rPr>
-          <w:t>Salmos 78.33</w:t>
-        </w:r>
-      </w:hyperlink>
-      <w:r>
-        <w:rPr>
-          <w:lang w:val="pt_PT" w:bidi="pt_PT"/>
-        </w:rPr>
-        <w:t xml:space="preserve">; </w:t>
-      </w:r>
-      <w:hyperlink r:id="rId123">
-        <w:r>
-          <w:rPr>
-            <w:lang w:val="pt_PT" w:bidi="pt_PT"/>
-          </w:rPr>
-          <w:rPr>
-            <w:color w:val="0000EE"/>
-            <w:u w:val="single"/>
-          </w:rPr>
-          <w:t>94.11</w:t>
-        </w:r>
-      </w:hyperlink>
-      <w:r>
-        <w:rPr>
-          <w:lang w:val="pt_PT" w:bidi="pt_PT"/>
-        </w:rPr>
-        <w:t xml:space="preserve">; </w:t>
-      </w:r>
-      <w:hyperlink r:id="rId124">
-        <w:r>
-          <w:rPr>
-            <w:lang w:val="pt_PT" w:bidi="pt_PT"/>
-          </w:rPr>
-          <w:rPr>
-            <w:color w:val="0000EE"/>
-            <w:u w:val="single"/>
-          </w:rPr>
-          <w:t>Isaías 49.4</w:t>
-        </w:r>
-      </w:hyperlink>
+      <w:r>
+        <w:rPr>
+          <w:lang w:val="pt_PT" w:bidi="pt_PT"/>
+        </w:rPr>
+        <w:t>Salmos 78.33</w:t>
+      </w:r>
+      <w:r>
+        <w:rPr>
+          <w:lang w:val="pt_PT" w:bidi="pt_PT"/>
+        </w:rPr>
+        <w:t xml:space="preserve">; </w:t>
+      </w:r>
+      <w:r>
+        <w:rPr>
+          <w:lang w:val="pt_PT" w:bidi="pt_PT"/>
+        </w:rPr>
+        <w:t>94.11</w:t>
+      </w:r>
+      <w:r>
+        <w:rPr>
+          <w:lang w:val="pt_PT" w:bidi="pt_PT"/>
+        </w:rPr>
+        <w:t xml:space="preserve">; </w:t>
+      </w:r>
+      <w:r>
+        <w:rPr>
+          <w:lang w:val="pt_PT" w:bidi="pt_PT"/>
+        </w:rPr>
+        <w:t>Isaías 49.4</w:t>
+      </w:r>
       <w:r>
         <w:rPr>
           <w:lang w:val="pt_PT" w:bidi="pt_PT"/>
@@ -3583,18 +2743,12 @@
         </w:rPr>
         <w:t xml:space="preserve">No Novo Testamento, uma ideia semelhante aparece em </w:t>
       </w:r>
-      <w:hyperlink r:id="rId125">
-        <w:r>
-          <w:rPr>
-            <w:lang w:val="pt_PT" w:bidi="pt_PT"/>
-          </w:rPr>
-          <w:rPr>
-            <w:color w:val="0000EE"/>
-            <w:u w:val="single"/>
-          </w:rPr>
-          <w:t>Tiago 4.13–15</w:t>
-        </w:r>
-      </w:hyperlink>
+      <w:r>
+        <w:rPr>
+          <w:lang w:val="pt_PT" w:bidi="pt_PT"/>
+        </w:rPr>
+        <w:t>Tiago 4.13–15</w:t>
+      </w:r>
       <w:r>
         <w:rPr>
           <w:lang w:val="pt_PT" w:bidi="pt_PT"/>
@@ -3628,18 +2782,12 @@
         </w:rPr>
         <w:t>Ao ler Eclesiastes, lembre-se de que a raiz da palavra é "fôlego" ou "vapor", o que apoia as metáforas. A brevidade e os desafios da vida podem parecer deprimentes. Isso deve nos encorajar a trabalhar arduamente e com sabedoria, e a aproveitar a vida enquanto possível. Todos nós já experimentamos eventos injustos na vida, como uma pessoa tola tendo sucesso ou injustiça não punida. Essas coisas fazem mais sentido quando lembramos que Deus está no controle. Deus julgará tudo o que fazemos, incluindo todos os segredos, sejam bons ou maus (</w:t>
       </w:r>
-      <w:hyperlink r:id="rId126">
-        <w:r>
-          <w:rPr>
-            <w:lang w:val="pt_PT" w:bidi="pt_PT"/>
-          </w:rPr>
-          <w:rPr>
-            <w:color w:val="0000EE"/>
-            <w:u w:val="single"/>
-          </w:rPr>
-          <w:t>Eclesiastes 12.14</w:t>
-        </w:r>
-      </w:hyperlink>
+      <w:r>
+        <w:rPr>
+          <w:lang w:val="pt_PT" w:bidi="pt_PT"/>
+        </w:rPr>
+        <w:t>Eclesiastes 12.14</w:t>
+      </w:r>
       <w:r>
         <w:rPr>
           <w:lang w:val="pt_PT" w:bidi="pt_PT"/>
@@ -3669,216 +2817,144 @@
           <w:lang w:val="pt_PT" w:bidi="pt_PT"/>
         </w:rPr>
       </w:r>
-      <w:hyperlink r:id="rId118">
-        <w:r>
-          <w:rPr>
-            <w:lang w:val="pt_PT" w:bidi="pt_PT"/>
-          </w:rPr>
-          <w:rPr>
-            <w:color w:val="0000EE"/>
-            <w:u w:val="single"/>
-          </w:rPr>
-          <w:t>Deuteronômio 32.21</w:t>
-        </w:r>
-      </w:hyperlink>
-      <w:r>
-        <w:rPr>
-          <w:lang w:val="pt_PT" w:bidi="pt_PT"/>
-        </w:rPr>
-        <w:t xml:space="preserve">; </w:t>
-      </w:r>
-      <w:hyperlink r:id="rId119">
-        <w:r>
-          <w:rPr>
-            <w:lang w:val="pt_PT" w:bidi="pt_PT"/>
-          </w:rPr>
-          <w:rPr>
-            <w:color w:val="0000EE"/>
-            <w:u w:val="single"/>
-          </w:rPr>
-          <w:t>2 Reis 17.15</w:t>
-        </w:r>
-      </w:hyperlink>
-      <w:r>
-        <w:rPr>
-          <w:lang w:val="pt_PT" w:bidi="pt_PT"/>
-        </w:rPr>
-        <w:t xml:space="preserve">; </w:t>
-      </w:r>
-      <w:hyperlink r:id="rId120">
-        <w:r>
-          <w:rPr>
-            <w:lang w:val="pt_PT" w:bidi="pt_PT"/>
-          </w:rPr>
-          <w:rPr>
-            <w:color w:val="0000EE"/>
-            <w:u w:val="single"/>
-          </w:rPr>
-          <w:t>Jó 7.16</w:t>
-        </w:r>
-      </w:hyperlink>
-      <w:r>
-        <w:rPr>
-          <w:lang w:val="pt_PT" w:bidi="pt_PT"/>
-        </w:rPr>
-        <w:t xml:space="preserve">; </w:t>
-      </w:r>
-      <w:hyperlink r:id="rId115">
-        <w:r>
-          <w:rPr>
-            <w:lang w:val="pt_PT" w:bidi="pt_PT"/>
-          </w:rPr>
-          <w:rPr>
-            <w:color w:val="0000EE"/>
-            <w:u w:val="single"/>
-          </w:rPr>
-          <w:t>Salmos 62.9</w:t>
-        </w:r>
-      </w:hyperlink>
-      <w:r>
-        <w:rPr>
-          <w:lang w:val="pt_PT" w:bidi="pt_PT"/>
-        </w:rPr>
-        <w:t xml:space="preserve">; </w:t>
-      </w:r>
-      <w:hyperlink r:id="rId122">
-        <w:r>
-          <w:rPr>
-            <w:lang w:val="pt_PT" w:bidi="pt_PT"/>
-          </w:rPr>
-          <w:rPr>
-            <w:color w:val="0000EE"/>
-            <w:u w:val="single"/>
-          </w:rPr>
-          <w:t>78.33</w:t>
-        </w:r>
-      </w:hyperlink>
-      <w:r>
-        <w:rPr>
-          <w:lang w:val="pt_PT" w:bidi="pt_PT"/>
-        </w:rPr>
-        <w:t xml:space="preserve">; </w:t>
-      </w:r>
-      <w:hyperlink r:id="rId123">
-        <w:r>
-          <w:rPr>
-            <w:lang w:val="pt_PT" w:bidi="pt_PT"/>
-          </w:rPr>
-          <w:rPr>
-            <w:color w:val="0000EE"/>
-            <w:u w:val="single"/>
-          </w:rPr>
-          <w:t>94.11</w:t>
-        </w:r>
-      </w:hyperlink>
-      <w:r>
-        <w:rPr>
-          <w:lang w:val="pt_PT" w:bidi="pt_PT"/>
-        </w:rPr>
-        <w:t xml:space="preserve">; </w:t>
-      </w:r>
-      <w:hyperlink r:id="rId121">
-        <w:r>
-          <w:rPr>
-            <w:lang w:val="pt_PT" w:bidi="pt_PT"/>
-          </w:rPr>
-          <w:rPr>
-            <w:color w:val="0000EE"/>
-            <w:u w:val="single"/>
-          </w:rPr>
-          <w:t>144.4</w:t>
-        </w:r>
-      </w:hyperlink>
-      <w:r>
-        <w:rPr>
-          <w:lang w:val="pt_PT" w:bidi="pt_PT"/>
-        </w:rPr>
-        <w:t xml:space="preserve">; </w:t>
-      </w:r>
-      <w:hyperlink r:id="rId116">
-        <w:r>
-          <w:rPr>
-            <w:lang w:val="pt_PT" w:bidi="pt_PT"/>
-          </w:rPr>
-          <w:rPr>
-            <w:color w:val="0000EE"/>
-            <w:u w:val="single"/>
-          </w:rPr>
-          <w:t>Provérbios 21.6</w:t>
-        </w:r>
-      </w:hyperlink>
-      <w:r>
-        <w:rPr>
-          <w:lang w:val="pt_PT" w:bidi="pt_PT"/>
-        </w:rPr>
-        <w:t xml:space="preserve">; </w:t>
-      </w:r>
-      <w:hyperlink r:id="rId127">
-        <w:r>
-          <w:rPr>
-            <w:lang w:val="pt_PT" w:bidi="pt_PT"/>
-          </w:rPr>
-          <w:rPr>
-            <w:color w:val="0000EE"/>
-            <w:u w:val="single"/>
-          </w:rPr>
-          <w:t>Eclesiastes 1.2</w:t>
-        </w:r>
-      </w:hyperlink>
-      <w:r>
-        <w:rPr>
-          <w:lang w:val="pt_PT" w:bidi="pt_PT"/>
-        </w:rPr>
-        <w:t xml:space="preserve">; </w:t>
-      </w:r>
-      <w:hyperlink r:id="rId128">
-        <w:r>
-          <w:rPr>
-            <w:lang w:val="pt_PT" w:bidi="pt_PT"/>
-          </w:rPr>
-          <w:rPr>
-            <w:color w:val="0000EE"/>
-            <w:u w:val="single"/>
-          </w:rPr>
-          <w:t>Isaías 30.7</w:t>
-        </w:r>
-      </w:hyperlink>
-      <w:r>
-        <w:rPr>
-          <w:lang w:val="pt_PT" w:bidi="pt_PT"/>
-        </w:rPr>
-        <w:t xml:space="preserve">; </w:t>
-      </w:r>
-      <w:hyperlink r:id="rId124">
-        <w:r>
-          <w:rPr>
-            <w:lang w:val="pt_PT" w:bidi="pt_PT"/>
-          </w:rPr>
-          <w:rPr>
-            <w:color w:val="0000EE"/>
-            <w:u w:val="single"/>
-          </w:rPr>
-          <w:t>49.4</w:t>
-        </w:r>
-      </w:hyperlink>
-      <w:r>
-        <w:rPr>
-          <w:lang w:val="pt_PT" w:bidi="pt_PT"/>
-        </w:rPr>
-        <w:t xml:space="preserve">; </w:t>
-      </w:r>
-      <w:hyperlink r:id="rId117">
-        <w:r>
-          <w:rPr>
-            <w:lang w:val="pt_PT" w:bidi="pt_PT"/>
-          </w:rPr>
-          <w:rPr>
-            <w:color w:val="0000EE"/>
-            <w:u w:val="single"/>
-          </w:rPr>
-          <w:t>57.13</w:t>
-        </w:r>
-      </w:hyperlink>
+      <w:r>
+        <w:rPr>
+          <w:lang w:val="pt_PT" w:bidi="pt_PT"/>
+        </w:rPr>
+        <w:t>Deuteronômio 32.21</w:t>
+      </w:r>
+      <w:r>
+        <w:rPr>
+          <w:lang w:val="pt_PT" w:bidi="pt_PT"/>
+        </w:rPr>
+        <w:t xml:space="preserve">; </w:t>
+      </w:r>
+      <w:r>
+        <w:rPr>
+          <w:lang w:val="pt_PT" w:bidi="pt_PT"/>
+        </w:rPr>
+        <w:t>2 Reis 17.15</w:t>
+      </w:r>
+      <w:r>
+        <w:rPr>
+          <w:lang w:val="pt_PT" w:bidi="pt_PT"/>
+        </w:rPr>
+        <w:t xml:space="preserve">; </w:t>
+      </w:r>
+      <w:r>
+        <w:rPr>
+          <w:lang w:val="pt_PT" w:bidi="pt_PT"/>
+        </w:rPr>
+        <w:t>Jó 7.16</w:t>
+      </w:r>
+      <w:r>
+        <w:rPr>
+          <w:lang w:val="pt_PT" w:bidi="pt_PT"/>
+        </w:rPr>
+        <w:t xml:space="preserve">; </w:t>
+      </w:r>
+      <w:r>
+        <w:rPr>
+          <w:lang w:val="pt_PT" w:bidi="pt_PT"/>
+        </w:rPr>
+        <w:t>Salmos 62.9</w:t>
+      </w:r>
+      <w:r>
+        <w:rPr>
+          <w:lang w:val="pt_PT" w:bidi="pt_PT"/>
+        </w:rPr>
+        <w:t xml:space="preserve">; </w:t>
+      </w:r>
+      <w:r>
+        <w:rPr>
+          <w:lang w:val="pt_PT" w:bidi="pt_PT"/>
+        </w:rPr>
+        <w:t>78.33</w:t>
+      </w:r>
+      <w:r>
+        <w:rPr>
+          <w:lang w:val="pt_PT" w:bidi="pt_PT"/>
+        </w:rPr>
+        <w:t xml:space="preserve">; </w:t>
+      </w:r>
+      <w:r>
+        <w:rPr>
+          <w:lang w:val="pt_PT" w:bidi="pt_PT"/>
+        </w:rPr>
+        <w:t>94.11</w:t>
+      </w:r>
+      <w:r>
+        <w:rPr>
+          <w:lang w:val="pt_PT" w:bidi="pt_PT"/>
+        </w:rPr>
+        <w:t xml:space="preserve">; </w:t>
+      </w:r>
+      <w:r>
+        <w:rPr>
+          <w:lang w:val="pt_PT" w:bidi="pt_PT"/>
+        </w:rPr>
+        <w:t>144.4</w:t>
+      </w:r>
+      <w:r>
+        <w:rPr>
+          <w:lang w:val="pt_PT" w:bidi="pt_PT"/>
+        </w:rPr>
+        <w:t xml:space="preserve">; </w:t>
+      </w:r>
+      <w:r>
+        <w:rPr>
+          <w:lang w:val="pt_PT" w:bidi="pt_PT"/>
+        </w:rPr>
+        <w:t>Provérbios 21.6</w:t>
+      </w:r>
+      <w:r>
+        <w:rPr>
+          <w:lang w:val="pt_PT" w:bidi="pt_PT"/>
+        </w:rPr>
+        <w:t xml:space="preserve">; </w:t>
+      </w:r>
+      <w:r>
+        <w:rPr>
+          <w:lang w:val="pt_PT" w:bidi="pt_PT"/>
+        </w:rPr>
+        <w:t>Eclesiastes 1.2</w:t>
+      </w:r>
+      <w:r>
+        <w:rPr>
+          <w:lang w:val="pt_PT" w:bidi="pt_PT"/>
+        </w:rPr>
+        <w:t xml:space="preserve">; </w:t>
+      </w:r>
+      <w:r>
+        <w:rPr>
+          <w:lang w:val="pt_PT" w:bidi="pt_PT"/>
+        </w:rPr>
+        <w:t>Isaías 30.7</w:t>
+      </w:r>
+      <w:r>
+        <w:rPr>
+          <w:lang w:val="pt_PT" w:bidi="pt_PT"/>
+        </w:rPr>
+        <w:t xml:space="preserve">; </w:t>
+      </w:r>
+      <w:r>
+        <w:rPr>
+          <w:lang w:val="pt_PT" w:bidi="pt_PT"/>
+        </w:rPr>
+        <w:t>49.4</w:t>
+      </w:r>
+      <w:r>
+        <w:rPr>
+          <w:lang w:val="pt_PT" w:bidi="pt_PT"/>
+        </w:rPr>
+        <w:t xml:space="preserve">; </w:t>
+      </w:r>
+      <w:r>
+        <w:rPr>
+          <w:lang w:val="pt_PT" w:bidi="pt_PT"/>
+        </w:rPr>
+        <w:t>57.13</w:t>
+      </w:r>
       <w:r>
         <w:rPr>
           <w:lang w:val="pt_PT" w:bidi="pt_PT"/>
